--- a/internal_doc/03.开发设计/Story_update分区键支持自动剔除和报错.docx
+++ b/internal_doc/03.开发设计/Story_update分区键支持自动剔除和报错.docx
@@ -306,9 +306,6 @@
     <w:p>
       <w:pPr>
         <w:jc w:val="left"/>
-        <w:rPr>
-          <w:rFonts w:hint="eastAsia"/>
-        </w:rPr>
       </w:pPr>
       <w:r>
         <w:rPr>
@@ -338,9 +335,6 @@
         </w:numPr>
         <w:ind w:firstLineChars="0"/>
         <w:jc w:val="left"/>
-        <w:rPr>
-          <w:rFonts w:hint="eastAsia"/>
-        </w:rPr>
       </w:pPr>
       <w:r>
         <w:rPr>
@@ -358,9 +352,6 @@
         </w:numPr>
         <w:ind w:firstLineChars="0"/>
         <w:jc w:val="left"/>
-        <w:rPr>
-          <w:rFonts w:hint="eastAsia"/>
-        </w:rPr>
       </w:pPr>
       <w:r>
         <w:rPr>
@@ -384,17 +375,11 @@
     <w:p>
       <w:pPr>
         <w:jc w:val="left"/>
-        <w:rPr>
-          <w:rFonts w:hint="eastAsia"/>
-        </w:rPr>
       </w:pPr>
     </w:p>
     <w:p>
       <w:pPr>
         <w:jc w:val="left"/>
-        <w:rPr>
-          <w:rFonts w:hint="eastAsia"/>
-        </w:rPr>
       </w:pPr>
       <w:r>
         <w:rPr>
@@ -558,9 +543,6 @@
       <w:pPr>
         <w:pStyle w:val="Heading2"/>
         <w:jc w:val="left"/>
-        <w:rPr>
-          <w:rFonts w:hint="eastAsia"/>
-        </w:rPr>
       </w:pPr>
       <w:r>
         <w:rPr>
@@ -577,11 +559,6 @@
       </w:r>
     </w:p>
     <w:p>
-      <w:pPr>
-        <w:rPr>
-          <w:rFonts w:hint="eastAsia"/>
-        </w:rPr>
-      </w:pPr>
       <w:r>
         <w:rPr>
           <w:rFonts w:hint="eastAsia"/>
@@ -740,6 +717,11 @@
       </w:r>
     </w:p>
     <w:p>
+      <w:pPr>
+        <w:rPr>
+          <w:rFonts w:hint="eastAsia"/>
+        </w:rPr>
+      </w:pPr>
       <w:r>
         <w:rPr>
           <w:rFonts w:hint="eastAsia"/>
@@ -811,6 +793,234 @@
       </w:r>
       <w:r>
         <w:t>000</w:t>
+      </w:r>
+      <w:r>
+        <w:rPr>
+          <w:rFonts w:hint="eastAsia"/>
+        </w:rPr>
+        <w:t>。</w:t>
+      </w:r>
+    </w:p>
+    <w:p>
+      <w:pPr>
+        <w:rPr>
+          <w:rFonts w:hint="eastAsia"/>
+        </w:rPr>
+      </w:pPr>
+      <w:r>
+        <w:rPr>
+          <w:rFonts w:hint="eastAsia"/>
+        </w:rPr>
+        <w:tab/>
+      </w:r>
+    </w:p>
+    <w:p>
+      <w:r>
+        <w:rPr>
+          <w:rFonts w:hint="eastAsia"/>
+        </w:rPr>
+        <w:tab/>
+      </w:r>
+      <w:r>
+        <w:rPr>
+          <w:rFonts w:hint="eastAsia"/>
+        </w:rPr>
+        <w:tab/>
+      </w:r>
+      <w:r>
+        <w:rPr>
+          <w:rFonts w:hint="eastAsia"/>
+        </w:rPr>
+        <w:t>当更新规则中含有分区键时，处理如下：</w:t>
+      </w:r>
+    </w:p>
+    <w:tbl>
+      <w:tblPr>
+        <w:tblStyle w:val="TableGrid"/>
+        <w:tblW w:w="0" w:type="auto"/>
+        <w:tblInd w:w="357" w:type="dxa"/>
+        <w:tblLook w:val="04A0"/>
+      </w:tblPr>
+      <w:tblGrid>
+        <w:gridCol w:w="2725"/>
+        <w:gridCol w:w="2720"/>
+        <w:gridCol w:w="2720"/>
+      </w:tblGrid>
+      <w:tr>
+        <w:tc>
+          <w:tcPr>
+            <w:tcW w:w="2840" w:type="dxa"/>
+          </w:tcPr>
+          <w:p>
+            <w:pPr>
+              <w:ind w:left="0"/>
+            </w:pPr>
+          </w:p>
+        </w:tc>
+        <w:tc>
+          <w:tcPr>
+            <w:tcW w:w="2841" w:type="dxa"/>
+          </w:tcPr>
+          <w:p>
+            <w:pPr>
+              <w:ind w:left="0"/>
+            </w:pPr>
+            <w:r>
+              <w:rPr>
+                <w:rFonts w:hint="eastAsia"/>
+              </w:rPr>
+              <w:t>开启</w:t>
+            </w:r>
+            <w:r>
+              <w:rPr>
+                <w:rFonts w:hint="eastAsia"/>
+              </w:rPr>
+              <w:t>flag</w:t>
+            </w:r>
+          </w:p>
+        </w:tc>
+        <w:tc>
+          <w:tcPr>
+            <w:tcW w:w="2841" w:type="dxa"/>
+          </w:tcPr>
+          <w:p>
+            <w:pPr>
+              <w:ind w:left="0"/>
+            </w:pPr>
+            <w:r>
+              <w:rPr>
+                <w:rFonts w:hint="eastAsia"/>
+              </w:rPr>
+              <w:t>关闭</w:t>
+            </w:r>
+            <w:r>
+              <w:rPr>
+                <w:rFonts w:hint="eastAsia"/>
+              </w:rPr>
+              <w:t>flag</w:t>
+            </w:r>
+          </w:p>
+        </w:tc>
+      </w:tr>
+      <w:tr>
+        <w:tc>
+          <w:tcPr>
+            <w:tcW w:w="2840" w:type="dxa"/>
+          </w:tcPr>
+          <w:p>
+            <w:pPr>
+              <w:ind w:left="0"/>
+            </w:pPr>
+            <w:r>
+              <w:rPr>
+                <w:rFonts w:hint="eastAsia"/>
+              </w:rPr>
+              <w:t>切分表（落在一个分区上）</w:t>
+            </w:r>
+          </w:p>
+        </w:tc>
+        <w:tc>
+          <w:tcPr>
+            <w:tcW w:w="2841" w:type="dxa"/>
+          </w:tcPr>
+          <w:p>
+            <w:pPr>
+              <w:ind w:left="0"/>
+            </w:pPr>
+            <w:r>
+              <w:rPr>
+                <w:rFonts w:hint="eastAsia"/>
+              </w:rPr>
+              <w:t>可修改分区键字段</w:t>
+            </w:r>
+          </w:p>
+        </w:tc>
+        <w:tc>
+          <w:tcPr>
+            <w:tcW w:w="2841" w:type="dxa"/>
+          </w:tcPr>
+          <w:p>
+            <w:pPr>
+              <w:ind w:left="0"/>
+            </w:pPr>
+            <w:r>
+              <w:rPr>
+                <w:rFonts w:hint="eastAsia"/>
+              </w:rPr>
+              <w:t>自动过滤分区键</w:t>
+            </w:r>
+          </w:p>
+        </w:tc>
+      </w:tr>
+      <w:tr>
+        <w:tc>
+          <w:tcPr>
+            <w:tcW w:w="2840" w:type="dxa"/>
+          </w:tcPr>
+          <w:p>
+            <w:pPr>
+              <w:ind w:left="0"/>
+            </w:pPr>
+            <w:r>
+              <w:rPr>
+                <w:rFonts w:hint="eastAsia"/>
+              </w:rPr>
+              <w:t>切分表（落在多个分区上）</w:t>
+            </w:r>
+          </w:p>
+        </w:tc>
+        <w:tc>
+          <w:tcPr>
+            <w:tcW w:w="2841" w:type="dxa"/>
+          </w:tcPr>
+          <w:p>
+            <w:pPr>
+              <w:ind w:left="0"/>
+            </w:pPr>
+            <w:r>
+              <w:rPr>
+                <w:rFonts w:hint="eastAsia"/>
+              </w:rPr>
+              <w:t>报错</w:t>
+            </w:r>
+          </w:p>
+        </w:tc>
+        <w:tc>
+          <w:tcPr>
+            <w:tcW w:w="2841" w:type="dxa"/>
+          </w:tcPr>
+          <w:p>
+            <w:pPr>
+              <w:ind w:left="0"/>
+            </w:pPr>
+            <w:r>
+              <w:rPr>
+                <w:rFonts w:hint="eastAsia"/>
+              </w:rPr>
+              <w:t>自动过滤分区键</w:t>
+            </w:r>
+          </w:p>
+        </w:tc>
+      </w:tr>
+    </w:tbl>
+    <w:p>
+      <w:r>
+        <w:rPr>
+          <w:rFonts w:hint="eastAsia"/>
+        </w:rPr>
+        <w:tab/>
+      </w:r>
+      <w:r>
+        <w:rPr>
+          <w:rFonts w:hint="eastAsia"/>
+        </w:rPr>
+        <w:tab/>
+      </w:r>
+      <w:r>
+        <w:rPr>
+          <w:rFonts w:hint="eastAsia"/>
+        </w:rPr>
+        <w:t>当切分表只落在一个分区上时，分区键字段的修改并不会引起数据迁移，所以是允许修改的。当切分表落在两个或者两个以上的分区中，分区键字段的修改有可能引起数据迁移，这时统一报错处理。</w:t>
       </w:r>
     </w:p>
     <w:p>
@@ -820,9 +1030,6 @@
           <w:ilvl w:val="0"/>
           <w:numId w:val="5"/>
         </w:numPr>
-        <w:rPr>
-          <w:rFonts w:hint="eastAsia"/>
-        </w:rPr>
       </w:pPr>
       <w:r>
         <w:rPr>
@@ -832,11 +1039,12 @@
       </w:r>
     </w:p>
     <w:p>
-      <w:pPr>
-        <w:rPr>
-          <w:rFonts w:hint="eastAsia"/>
-        </w:rPr>
-      </w:pPr>
+      <w:r>
+        <w:rPr>
+          <w:rFonts w:hint="eastAsia"/>
+        </w:rPr>
+        <w:t>当切分表落在多个分区时，</w:t>
+      </w:r>
       <w:r>
         <w:rPr>
           <w:rFonts w:hint="eastAsia"/>
@@ -857,11 +1065,6 @@
       </w:r>
     </w:p>
     <w:p>
-      <w:pPr>
-        <w:rPr>
-          <w:rFonts w:hint="eastAsia"/>
-        </w:rPr>
-      </w:pPr>
       <w:r>
         <w:rPr>
           <w:rFonts w:hint="eastAsia"/>
@@ -877,9 +1080,6 @@
           <w:numId w:val="35"/>
         </w:numPr>
         <w:ind w:firstLineChars="0"/>
-        <w:rPr>
-          <w:rFonts w:hint="eastAsia"/>
-        </w:rPr>
       </w:pPr>
       <w:r>
         <w:rPr>
@@ -920,9 +1120,6 @@
           <w:numId w:val="35"/>
         </w:numPr>
         <w:ind w:firstLineChars="0"/>
-        <w:rPr>
-          <w:rFonts w:hint="eastAsia"/>
-        </w:rPr>
       </w:pPr>
       <w:r>
         <w:rPr>
@@ -934,23 +1131,16 @@
     <w:p>
       <w:pPr>
         <w:pStyle w:val="Heading4"/>
-        <w:rPr>
-          <w:rFonts w:hint="eastAsia"/>
-        </w:rPr>
-      </w:pPr>
-      <w:r>
-        <w:rPr>
-          <w:rFonts w:hint="eastAsia"/>
-        </w:rPr>
+      </w:pPr>
+      <w:r>
+        <w:rPr>
+          <w:rFonts w:hint="eastAsia"/>
+        </w:rPr>
+        <w:lastRenderedPageBreak/>
         <w:t>update</w:t>
       </w:r>
     </w:p>
     <w:p>
-      <w:pPr>
-        <w:rPr>
-          <w:rFonts w:hint="eastAsia"/>
-        </w:rPr>
-      </w:pPr>
       <w:r>
         <w:object w:dxaOrig="3954" w:dyaOrig="7198">
           <v:shapetype id="_x0000_t75" coordsize="21600,21600" o:spt="75" o:preferrelative="t" path="m@4@5l@4@11@9@11@9@5xe" filled="f" stroked="f">
@@ -975,16 +1165,13 @@
           <v:shape id="_x0000_i1025" type="#_x0000_t75" style="width:197.65pt;height:5in" o:ole="">
             <v:imagedata r:id="rId8" o:title=""/>
           </v:shape>
-          <o:OLEObject Type="Embed" ProgID="Visio.Drawing.11" ShapeID="_x0000_i1025" DrawAspect="Content" ObjectID="_1560949892" r:id="rId9"/>
+          <o:OLEObject Type="Embed" ProgID="Visio.Drawing.11" ShapeID="_x0000_i1025" DrawAspect="Content" ObjectID="_1561355418" r:id="rId9"/>
         </w:object>
       </w:r>
     </w:p>
     <w:p>
       <w:pPr>
         <w:pStyle w:val="Heading4"/>
-        <w:rPr>
-          <w:rFonts w:hint="eastAsia"/>
-        </w:rPr>
       </w:pPr>
       <w:r>
         <w:rPr>
@@ -1005,16 +1192,51 @@
           <v:shape id="_x0000_i1026" type="#_x0000_t75" style="width:197.65pt;height:467.75pt" o:ole="">
             <v:imagedata r:id="rId10" o:title=""/>
           </v:shape>
-          <o:OLEObject Type="Embed" ProgID="Visio.Drawing.11" ShapeID="_x0000_i1026" DrawAspect="Content" ObjectID="_1560949893" r:id="rId11"/>
+          <o:OLEObject Type="Embed" ProgID="Visio.Drawing.11" ShapeID="_x0000_i1026" DrawAspect="Content" ObjectID="_1561355419" r:id="rId11"/>
         </w:object>
       </w:r>
     </w:p>
     <w:p>
+      <w:r>
+        <w:rPr>
+          <w:rFonts w:hint="eastAsia"/>
+        </w:rPr>
+        <w:t>upsert</w:t>
+      </w:r>
+      <w:r>
+        <w:rPr>
+          <w:rFonts w:hint="eastAsia"/>
+        </w:rPr>
+        <w:t>不论操作的记录是否存在，即不论走</w:t>
+      </w:r>
+      <w:r>
+        <w:rPr>
+          <w:rFonts w:hint="eastAsia"/>
+        </w:rPr>
+        <w:t>update</w:t>
+      </w:r>
+      <w:r>
+        <w:rPr>
+          <w:rFonts w:hint="eastAsia"/>
+        </w:rPr>
+        <w:t>还是</w:t>
+      </w:r>
+      <w:r>
+        <w:rPr>
+          <w:rFonts w:hint="eastAsia"/>
+        </w:rPr>
+        <w:t>insert</w:t>
+      </w:r>
+      <w:r>
+        <w:rPr>
+          <w:rFonts w:hint="eastAsia"/>
+        </w:rPr>
+        <w:t>，只要更新规则中带分区键，都作报错处理。</w:t>
+      </w:r>
+    </w:p>
+    <w:p>
       <w:pPr>
         <w:pStyle w:val="Heading4"/>
-        <w:rPr>
-          <w:rFonts w:hint="eastAsia"/>
-        </w:rPr>
       </w:pPr>
       <w:r>
         <w:rPr>
@@ -1025,17 +1247,12 @@
       </w:r>
     </w:p>
     <w:p>
-      <w:pPr>
-        <w:rPr>
-          <w:rFonts w:hint="eastAsia"/>
-        </w:rPr>
-      </w:pPr>
       <w:r>
         <w:object w:dxaOrig="3954" w:dyaOrig="8163">
           <v:shape id="_x0000_i1027" type="#_x0000_t75" style="width:197.65pt;height:408pt" o:ole="">
             <v:imagedata r:id="rId12" o:title=""/>
           </v:shape>
-          <o:OLEObject Type="Embed" ProgID="Visio.Drawing.11" ShapeID="_x0000_i1027" DrawAspect="Content" ObjectID="_1560949894" r:id="rId13"/>
+          <o:OLEObject Type="Embed" ProgID="Visio.Drawing.11" ShapeID="_x0000_i1027" DrawAspect="Content" ObjectID="_1561355420" r:id="rId13"/>
         </w:object>
       </w:r>
     </w:p>
@@ -1046,9 +1263,6 @@
           <w:ilvl w:val="0"/>
           <w:numId w:val="5"/>
         </w:numPr>
-        <w:rPr>
-          <w:rFonts w:hint="eastAsia"/>
-        </w:rPr>
       </w:pPr>
       <w:r>
         <w:rPr>
@@ -1060,9 +1274,6 @@
     <w:p>
       <w:pPr>
         <w:pStyle w:val="Heading4"/>
-        <w:rPr>
-          <w:rFonts w:hint="eastAsia"/>
-        </w:rPr>
       </w:pPr>
       <w:r>
         <w:rPr>
@@ -1096,9 +1307,6 @@
           <w:p>
             <w:pPr>
               <w:ind w:left="0"/>
-              <w:rPr>
-                <w:rFonts w:hint="eastAsia"/>
-              </w:rPr>
             </w:pPr>
             <w:r>
               <w:rPr>
@@ -1115,9 +1323,6 @@
           <w:p>
             <w:pPr>
               <w:ind w:left="0"/>
-              <w:rPr>
-                <w:rFonts w:hint="eastAsia"/>
-              </w:rPr>
             </w:pPr>
             <w:r>
               <w:rPr>
@@ -1136,9 +1341,6 @@
           <w:p>
             <w:pPr>
               <w:ind w:left="0"/>
-              <w:rPr>
-                <w:rFonts w:hint="eastAsia"/>
-              </w:rPr>
             </w:pPr>
             <w:r>
               <w:rPr>
@@ -1194,9 +1396,6 @@
           <w:p>
             <w:pPr>
               <w:ind w:left="0"/>
-              <w:rPr>
-                <w:rFonts w:hint="eastAsia"/>
-              </w:rPr>
             </w:pPr>
             <w:r>
               <w:rPr>
@@ -1237,9 +1436,6 @@
           <w:p>
             <w:pPr>
               <w:ind w:left="0"/>
-              <w:rPr>
-                <w:rFonts w:hint="eastAsia"/>
-              </w:rPr>
             </w:pPr>
             <w:r>
               <w:rPr>
@@ -1264,9 +1460,6 @@
           <w:p>
             <w:pPr>
               <w:ind w:left="0"/>
-              <w:rPr>
-                <w:rFonts w:hint="eastAsia"/>
-              </w:rPr>
             </w:pPr>
             <w:r>
               <w:rPr>
@@ -1300,9 +1493,6 @@
           <w:p>
             <w:pPr>
               <w:ind w:left="0"/>
-              <w:rPr>
-                <w:rFonts w:hint="eastAsia"/>
-              </w:rPr>
             </w:pPr>
             <w:r>
               <w:rPr>
@@ -1349,9 +1539,6 @@
           <w:p>
             <w:pPr>
               <w:ind w:left="0"/>
-              <w:rPr>
-                <w:rFonts w:hint="eastAsia"/>
-              </w:rPr>
             </w:pPr>
             <w:r>
               <w:rPr>
@@ -1377,9 +1564,6 @@
           <w:p>
             <w:pPr>
               <w:ind w:left="0"/>
-              <w:rPr>
-                <w:rFonts w:hint="eastAsia"/>
-              </w:rPr>
             </w:pPr>
             <w:r>
               <w:rPr>
@@ -1427,9 +1611,6 @@
           <w:p>
             <w:pPr>
               <w:ind w:left="0"/>
-              <w:rPr>
-                <w:rFonts w:hint="eastAsia"/>
-              </w:rPr>
             </w:pPr>
             <w:r>
               <w:rPr>
@@ -1450,9 +1631,6 @@
           <w:p>
             <w:pPr>
               <w:ind w:left="0"/>
-              <w:rPr>
-                <w:rFonts w:hint="eastAsia"/>
-              </w:rPr>
             </w:pPr>
             <w:r>
               <w:rPr>
@@ -1477,9 +1655,6 @@
           <w:p>
             <w:pPr>
               <w:ind w:left="0"/>
-              <w:rPr>
-                <w:rFonts w:hint="eastAsia"/>
-              </w:rPr>
             </w:pPr>
             <w:r>
               <w:rPr>
@@ -1635,9 +1810,6 @@
           <w:p>
             <w:pPr>
               <w:ind w:left="0"/>
-              <w:rPr>
-                <w:rFonts w:hint="eastAsia"/>
-              </w:rPr>
             </w:pPr>
             <w:r>
               <w:t xml:space="preserve">   </w:t>
@@ -1673,16 +1845,14 @@
             <w:pPr>
               <w:ind w:left="0"/>
               <w:rPr>
-                <w:rFonts w:hint="eastAsia"/>
-                <w:color w:val="31849B" w:themeColor="accent5" w:themeShade="BF"/>
-              </w:rPr>
-            </w:pPr>
-          </w:p>
-          <w:p>
-            <w:pPr>
-              <w:ind w:left="0"/>
-              <w:rPr>
-                <w:rFonts w:hint="eastAsia"/>
+                <w:color w:val="31849B" w:themeColor="accent5" w:themeShade="BF"/>
+              </w:rPr>
+            </w:pPr>
+          </w:p>
+          <w:p>
+            <w:pPr>
+              <w:ind w:left="0"/>
+              <w:rPr>
                 <w:color w:val="31849B" w:themeColor="accent5" w:themeShade="BF"/>
               </w:rPr>
             </w:pPr>
@@ -1731,19 +1901,10 @@
         </w:tc>
       </w:tr>
     </w:tbl>
+    <w:p/>
     <w:p>
       <w:pPr>
-        <w:rPr>
-          <w:rFonts w:hint="eastAsia"/>
-        </w:rPr>
-      </w:pPr>
-    </w:p>
-    <w:p>
-      <w:pPr>
         <w:pStyle w:val="Heading4"/>
-        <w:rPr>
-          <w:rFonts w:hint="eastAsia"/>
-        </w:rPr>
       </w:pPr>
       <w:r>
         <w:rPr>
@@ -1766,8 +1927,8 @@
         <w:tblLook w:val="04A0"/>
       </w:tblPr>
       <w:tblGrid>
-        <w:gridCol w:w="4076"/>
-        <w:gridCol w:w="4089"/>
+        <w:gridCol w:w="4012"/>
+        <w:gridCol w:w="4153"/>
       </w:tblGrid>
       <w:tr>
         <w:tc>
@@ -1777,9 +1938,6 @@
           <w:p>
             <w:pPr>
               <w:ind w:left="0"/>
-              <w:rPr>
-                <w:rFonts w:hint="eastAsia"/>
-              </w:rPr>
             </w:pPr>
             <w:r>
               <w:rPr>
@@ -1796,9 +1954,6 @@
           <w:p>
             <w:pPr>
               <w:ind w:left="0"/>
-              <w:rPr>
-                <w:rFonts w:hint="eastAsia"/>
-              </w:rPr>
             </w:pPr>
             <w:r>
               <w:rPr>
@@ -1817,9 +1972,6 @@
           <w:p>
             <w:pPr>
               <w:ind w:left="0"/>
-              <w:rPr>
-                <w:rFonts w:hint="eastAsia"/>
-              </w:rPr>
             </w:pPr>
           </w:p>
           <w:p>
@@ -1858,9 +2010,6 @@
           <w:p>
             <w:pPr>
               <w:ind w:left="0"/>
-              <w:rPr>
-                <w:rFonts w:hint="eastAsia"/>
-              </w:rPr>
             </w:pPr>
             <w:r>
               <w:t xml:space="preserve">          bson *hint )</w:t>
@@ -1875,7 +2024,6 @@
             <w:pPr>
               <w:ind w:left="0"/>
               <w:rPr>
-                <w:rFonts w:hint="eastAsia"/>
                 <w:color w:val="31849B" w:themeColor="accent5" w:themeShade="BF"/>
               </w:rPr>
             </w:pPr>
@@ -1966,7 +2114,6 @@
             <w:pPr>
               <w:ind w:left="0"/>
               <w:rPr>
-                <w:rFonts w:hint="eastAsia"/>
                 <w:color w:val="31849B" w:themeColor="accent5" w:themeShade="BF"/>
               </w:rPr>
             </w:pPr>
@@ -2001,7 +2148,6 @@
             <w:pPr>
               <w:ind w:left="0"/>
               <w:rPr>
-                <w:rFonts w:hint="eastAsia"/>
                 <w:color w:val="31849B" w:themeColor="accent5" w:themeShade="BF"/>
               </w:rPr>
             </w:pPr>
@@ -2022,9 +2168,6 @@
           <w:p>
             <w:pPr>
               <w:ind w:left="0"/>
-              <w:rPr>
-                <w:rFonts w:hint="eastAsia"/>
-              </w:rPr>
             </w:pPr>
             <w:r>
               <w:rPr>
@@ -2088,9 +2231,6 @@
           <w:p>
             <w:pPr>
               <w:ind w:left="0"/>
-              <w:rPr>
-                <w:rFonts w:hint="eastAsia"/>
-              </w:rPr>
             </w:pPr>
             <w:r>
               <w:t xml:space="preserve">         bson *hint )</w:t>
@@ -2138,9 +2278,6 @@
           <w:p>
             <w:pPr>
               <w:ind w:left="0"/>
-              <w:rPr>
-                <w:rFonts w:hint="eastAsia"/>
-              </w:rPr>
             </w:pPr>
             <w:r>
               <w:t xml:space="preserve">         bson *hint</w:t>
@@ -2155,9 +2292,6 @@
           <w:p>
             <w:pPr>
               <w:ind w:left="0"/>
-              <w:rPr>
-                <w:rFonts w:hint="eastAsia"/>
-              </w:rPr>
             </w:pPr>
             <w:r>
               <w:rPr>
@@ -2178,7 +2312,6 @@
             <w:pPr>
               <w:ind w:left="0"/>
               <w:rPr>
-                <w:rFonts w:hint="eastAsia"/>
                 <w:color w:val="31849B" w:themeColor="accent5" w:themeShade="BF"/>
               </w:rPr>
             </w:pPr>
@@ -2269,7 +2402,6 @@
             <w:pPr>
               <w:ind w:left="0"/>
               <w:rPr>
-                <w:rFonts w:hint="eastAsia"/>
                 <w:color w:val="31849B" w:themeColor="accent5" w:themeShade="BF"/>
               </w:rPr>
             </w:pPr>
@@ -2304,7 +2436,6 @@
             <w:pPr>
               <w:ind w:left="0"/>
               <w:rPr>
-                <w:rFonts w:hint="eastAsia"/>
                 <w:color w:val="31849B" w:themeColor="accent5" w:themeShade="BF"/>
               </w:rPr>
             </w:pPr>
@@ -2320,7 +2451,6 @@
             <w:pPr>
               <w:ind w:left="0"/>
               <w:rPr>
-                <w:rFonts w:hint="eastAsia"/>
                 <w:color w:val="31849B" w:themeColor="accent5" w:themeShade="BF"/>
               </w:rPr>
             </w:pPr>
@@ -2341,9 +2471,6 @@
           <w:p>
             <w:pPr>
               <w:ind w:left="0"/>
-              <w:rPr>
-                <w:rFonts w:hint="eastAsia"/>
-              </w:rPr>
             </w:pPr>
             <w:r>
               <w:rPr>
@@ -2384,9 +2511,6 @@
           <w:p>
             <w:pPr>
               <w:ind w:left="0"/>
-              <w:rPr>
-                <w:rFonts w:hint="eastAsia"/>
-              </w:rPr>
             </w:pPr>
             <w:r>
               <w:t>sdbQueryAndUpdate(</w:t>
@@ -2482,9 +2606,6 @@
           <w:p>
             <w:pPr>
               <w:ind w:left="0"/>
-              <w:rPr>
-                <w:rFonts w:hint="eastAsia"/>
-              </w:rPr>
             </w:pPr>
             <w:r>
               <w:t xml:space="preserve">         sdbCursorHandle *handle )</w:t>
@@ -2499,17 +2620,13 @@
             <w:pPr>
               <w:ind w:left="0"/>
               <w:rPr>
-                <w:rFonts w:hint="eastAsia"/>
-                <w:color w:val="31849B" w:themeColor="accent5" w:themeShade="BF"/>
-              </w:rPr>
-            </w:pPr>
-          </w:p>
-          <w:p>
-            <w:pPr>
-              <w:ind w:left="0"/>
-              <w:rPr>
-                <w:rFonts w:hint="eastAsia"/>
-              </w:rPr>
+                <w:color w:val="31849B" w:themeColor="accent5" w:themeShade="BF"/>
+              </w:rPr>
+            </w:pPr>
+          </w:p>
+          <w:p>
+            <w:pPr>
+              <w:ind w:left="0"/>
             </w:pPr>
             <w:r>
               <w:rPr>
@@ -2550,7 +2667,7 @@
                 <w:rFonts w:hint="eastAsia"/>
                 <w:color w:val="31849B" w:themeColor="accent5" w:themeShade="BF"/>
               </w:rPr>
-              <w:t xml:space="preserve"> _</w:t>
+              <w:t>_</w:t>
             </w:r>
             <w:r>
               <w:rPr>
@@ -2577,19 +2694,10 @@
         </w:tc>
       </w:tr>
     </w:tbl>
+    <w:p/>
     <w:p>
       <w:pPr>
-        <w:rPr>
-          <w:rFonts w:hint="eastAsia"/>
-        </w:rPr>
-      </w:pPr>
-    </w:p>
-    <w:p>
-      <w:pPr>
         <w:pStyle w:val="Heading4"/>
-        <w:rPr>
-          <w:rFonts w:hint="eastAsia"/>
-        </w:rPr>
       </w:pPr>
       <w:r>
         <w:rPr>
@@ -2623,9 +2731,6 @@
           <w:p>
             <w:pPr>
               <w:ind w:left="0"/>
-              <w:rPr>
-                <w:rFonts w:hint="eastAsia"/>
-              </w:rPr>
             </w:pPr>
             <w:r>
               <w:rPr>
@@ -2642,9 +2747,6 @@
           <w:p>
             <w:pPr>
               <w:ind w:left="0"/>
-              <w:rPr>
-                <w:rFonts w:hint="eastAsia"/>
-              </w:rPr>
             </w:pPr>
             <w:r>
               <w:rPr>
@@ -2663,9 +2765,6 @@
           <w:p>
             <w:pPr>
               <w:ind w:left="0"/>
-              <w:rPr>
-                <w:rFonts w:hint="eastAsia"/>
-              </w:rPr>
             </w:pPr>
             <w:r>
               <w:t>update</w:t>
@@ -2693,9 +2792,6 @@
           <w:p>
             <w:pPr>
               <w:ind w:left="0"/>
-              <w:rPr>
-                <w:rFonts w:hint="eastAsia"/>
-              </w:rPr>
             </w:pPr>
             <w:r>
               <w:t xml:space="preserve">      BSONObject hint )</w:t>
@@ -2720,9 +2816,6 @@
           <w:p>
             <w:pPr>
               <w:ind w:left="0"/>
-              <w:rPr>
-                <w:rFonts w:hint="eastAsia"/>
-              </w:rPr>
             </w:pPr>
             <w:r>
               <w:t xml:space="preserve">      String hint )</w:t>
@@ -2737,7 +2830,6 @@
             <w:pPr>
               <w:ind w:left="0"/>
               <w:rPr>
-                <w:rFonts w:hint="eastAsia"/>
                 <w:color w:val="31849B" w:themeColor="accent5" w:themeShade="BF"/>
               </w:rPr>
             </w:pPr>
@@ -2781,7 +2873,6 @@
             <w:pPr>
               <w:ind w:left="0"/>
               <w:rPr>
-                <w:rFonts w:hint="eastAsia"/>
                 <w:color w:val="31849B" w:themeColor="accent5" w:themeShade="BF"/>
               </w:rPr>
             </w:pPr>
@@ -2803,7 +2894,6 @@
             <w:pPr>
               <w:ind w:left="0"/>
               <w:rPr>
-                <w:rFonts w:hint="eastAsia"/>
                 <w:color w:val="31849B" w:themeColor="accent5" w:themeShade="BF"/>
               </w:rPr>
             </w:pPr>
@@ -2853,7 +2943,6 @@
             <w:pPr>
               <w:ind w:left="0"/>
               <w:rPr>
-                <w:rFonts w:hint="eastAsia"/>
                 <w:color w:val="31849B" w:themeColor="accent5" w:themeShade="BF"/>
               </w:rPr>
             </w:pPr>
@@ -2875,7 +2964,6 @@
             <w:pPr>
               <w:ind w:left="0"/>
               <w:rPr>
-                <w:rFonts w:hint="eastAsia"/>
                 <w:color w:val="31849B" w:themeColor="accent5" w:themeShade="BF"/>
               </w:rPr>
             </w:pPr>
@@ -2910,9 +2998,6 @@
           <w:p>
             <w:pPr>
               <w:ind w:left="0"/>
-              <w:rPr>
-                <w:rFonts w:hint="eastAsia"/>
-              </w:rPr>
             </w:pPr>
             <w:r>
               <w:rPr>
@@ -3007,9 +3092,6 @@
           <w:p>
             <w:pPr>
               <w:ind w:left="0"/>
-              <w:rPr>
-                <w:rFonts w:hint="eastAsia"/>
-              </w:rPr>
             </w:pPr>
             <w:r>
               <w:t xml:space="preserve">      BSONObject setOnInsert )</w:t>
@@ -3081,7 +3163,6 @@
             <w:pPr>
               <w:ind w:left="0"/>
               <w:rPr>
-                <w:rFonts w:hint="eastAsia"/>
                 <w:color w:val="31849B" w:themeColor="accent5" w:themeShade="BF"/>
               </w:rPr>
             </w:pPr>
@@ -3103,7 +3184,6 @@
             <w:pPr>
               <w:ind w:left="0"/>
               <w:rPr>
-                <w:rFonts w:hint="eastAsia"/>
                 <w:color w:val="31849B" w:themeColor="accent5" w:themeShade="BF"/>
               </w:rPr>
             </w:pPr>
@@ -3138,9 +3218,6 @@
           <w:p>
             <w:pPr>
               <w:ind w:left="0"/>
-              <w:rPr>
-                <w:rFonts w:hint="eastAsia"/>
-              </w:rPr>
             </w:pPr>
             <w:r>
               <w:rPr>
@@ -3257,9 +3334,6 @@
           <w:p>
             <w:pPr>
               <w:ind w:left="0"/>
-              <w:rPr>
-                <w:rFonts w:hint="eastAsia"/>
-              </w:rPr>
             </w:pPr>
             <w:r>
               <w:t xml:space="preserve">               boolean returnNew )</w:t>
@@ -3273,17 +3347,11 @@
           <w:p>
             <w:pPr>
               <w:ind w:left="0"/>
-              <w:rPr>
-                <w:rFonts w:hint="eastAsia"/>
-              </w:rPr>
-            </w:pPr>
-          </w:p>
-          <w:p>
-            <w:pPr>
-              <w:ind w:left="0"/>
-              <w:rPr>
-                <w:rFonts w:hint="eastAsia"/>
-              </w:rPr>
+            </w:pPr>
+          </w:p>
+          <w:p>
+            <w:pPr>
+              <w:ind w:left="0"/>
             </w:pPr>
             <w:r>
               <w:rPr>
@@ -3340,11 +3408,6 @@
       </w:tr>
     </w:tbl>
     <w:p>
-      <w:pPr>
-        <w:rPr>
-          <w:rFonts w:hint="eastAsia"/>
-        </w:rPr>
-      </w:pPr>
       <w:r>
         <w:rPr>
           <w:rFonts w:hint="eastAsia"/>
@@ -3360,9 +3423,6 @@
           <w:numId w:val="36"/>
         </w:numPr>
         <w:ind w:firstLineChars="0"/>
-        <w:rPr>
-          <w:rFonts w:hint="eastAsia"/>
-        </w:rPr>
       </w:pPr>
       <w:r>
         <w:rPr>
@@ -3403,7 +3463,6 @@
         <w:pStyle w:val="ListParagraph"/>
         <w:ind w:left="777" w:firstLineChars="0" w:firstLine="0"/>
         <w:rPr>
-          <w:rFonts w:hint="eastAsia"/>
           <w:color w:val="31849B" w:themeColor="accent5" w:themeShade="BF"/>
         </w:rPr>
       </w:pPr>
@@ -3433,7 +3492,6 @@
         <w:pStyle w:val="ListParagraph"/>
         <w:ind w:left="777" w:firstLineChars="0" w:firstLine="0"/>
         <w:rPr>
-          <w:rFonts w:hint="eastAsia"/>
           <w:color w:val="31849B" w:themeColor="accent5" w:themeShade="BF"/>
         </w:rPr>
       </w:pPr>
@@ -3452,9 +3510,6 @@
           <w:numId w:val="36"/>
         </w:numPr>
         <w:ind w:firstLineChars="0"/>
-        <w:rPr>
-          <w:rFonts w:hint="eastAsia"/>
-        </w:rPr>
       </w:pPr>
       <w:r>
         <w:rPr>
@@ -3504,7 +3559,6 @@
     <w:p>
       <w:pPr>
         <w:rPr>
-          <w:rFonts w:hint="eastAsia"/>
           <w:color w:val="31849B" w:themeColor="accent5" w:themeShade="BF"/>
         </w:rPr>
       </w:pPr>
@@ -3512,9 +3566,6 @@
     <w:p>
       <w:pPr>
         <w:pStyle w:val="Heading4"/>
-        <w:rPr>
-          <w:rFonts w:hint="eastAsia"/>
-        </w:rPr>
       </w:pPr>
       <w:r>
         <w:rPr>
@@ -3549,9 +3600,6 @@
           <w:p>
             <w:pPr>
               <w:ind w:left="0"/>
-              <w:rPr>
-                <w:rFonts w:hint="eastAsia"/>
-              </w:rPr>
             </w:pPr>
             <w:r>
               <w:rPr>
@@ -3568,9 +3616,6 @@
           <w:p>
             <w:pPr>
               <w:ind w:left="0"/>
-              <w:rPr>
-                <w:rFonts w:hint="eastAsia"/>
-              </w:rPr>
             </w:pPr>
             <w:r>
               <w:rPr>
@@ -3613,9 +3658,6 @@
           <w:p>
             <w:pPr>
               <w:ind w:left="0"/>
-              <w:rPr>
-                <w:rFonts w:hint="eastAsia"/>
-              </w:rPr>
             </w:pPr>
             <w:r>
               <w:t xml:space="preserve">      BsonDocument  hint )</w:t>
@@ -3630,7 +3672,6 @@
             <w:pPr>
               <w:ind w:left="0"/>
               <w:rPr>
-                <w:rFonts w:hint="eastAsia"/>
                 <w:color w:val="31849B" w:themeColor="accent5" w:themeShade="BF"/>
               </w:rPr>
             </w:pPr>
@@ -3674,7 +3715,6 @@
             <w:pPr>
               <w:ind w:left="0"/>
               <w:rPr>
-                <w:rFonts w:hint="eastAsia"/>
                 <w:color w:val="31849B" w:themeColor="accent5" w:themeShade="BF"/>
               </w:rPr>
             </w:pPr>
@@ -3696,7 +3736,6 @@
             <w:pPr>
               <w:ind w:left="0"/>
               <w:rPr>
-                <w:rFonts w:hint="eastAsia"/>
                 <w:color w:val="31849B" w:themeColor="accent5" w:themeShade="BF"/>
               </w:rPr>
             </w:pPr>
@@ -3724,9 +3763,6 @@
           <w:p>
             <w:pPr>
               <w:ind w:left="0"/>
-              <w:rPr>
-                <w:rFonts w:hint="eastAsia"/>
-              </w:rPr>
             </w:pPr>
             <w:r>
               <w:rPr>
@@ -3827,9 +3863,6 @@
           <w:p>
             <w:pPr>
               <w:ind w:left="0"/>
-              <w:rPr>
-                <w:rFonts w:hint="eastAsia"/>
-              </w:rPr>
             </w:pPr>
             <w:r>
               <w:t xml:space="preserve">      BsonDocument  setOnInsert )</w:t>
@@ -3843,9 +3876,6 @@
           <w:p>
             <w:pPr>
               <w:ind w:left="0"/>
-              <w:rPr>
-                <w:rFonts w:hint="eastAsia"/>
-              </w:rPr>
             </w:pPr>
             <w:r>
               <w:rPr>
@@ -3901,7 +3931,6 @@
             <w:pPr>
               <w:ind w:left="0"/>
               <w:rPr>
-                <w:rFonts w:hint="eastAsia"/>
                 <w:color w:val="31849B" w:themeColor="accent5" w:themeShade="BF"/>
               </w:rPr>
             </w:pPr>
@@ -3923,7 +3952,6 @@
             <w:pPr>
               <w:ind w:left="0"/>
               <w:rPr>
-                <w:rFonts w:hint="eastAsia"/>
                 <w:color w:val="31849B" w:themeColor="accent5" w:themeShade="BF"/>
               </w:rPr>
             </w:pPr>
@@ -3944,9 +3972,6 @@
           <w:p>
             <w:pPr>
               <w:ind w:left="0"/>
-              <w:rPr>
-                <w:rFonts w:hint="eastAsia"/>
-              </w:rPr>
             </w:pPr>
             <w:r>
               <w:rPr>
@@ -4063,9 +4088,6 @@
           <w:p>
             <w:pPr>
               <w:ind w:left="0"/>
-              <w:rPr>
-                <w:rFonts w:hint="eastAsia"/>
-              </w:rPr>
             </w:pPr>
             <w:r>
               <w:t xml:space="preserve">      bool  returnNew )</w:t>
@@ -4080,17 +4102,13 @@
             <w:pPr>
               <w:ind w:left="0"/>
               <w:rPr>
-                <w:rFonts w:hint="eastAsia"/>
-                <w:color w:val="31849B" w:themeColor="accent5" w:themeShade="BF"/>
-              </w:rPr>
-            </w:pPr>
-          </w:p>
-          <w:p>
-            <w:pPr>
-              <w:ind w:left="0"/>
-              <w:rPr>
-                <w:rFonts w:hint="eastAsia"/>
-              </w:rPr>
+                <w:color w:val="31849B" w:themeColor="accent5" w:themeShade="BF"/>
+              </w:rPr>
+            </w:pPr>
+          </w:p>
+          <w:p>
+            <w:pPr>
+              <w:ind w:left="0"/>
             </w:pPr>
             <w:r>
               <w:rPr>
@@ -4147,11 +4165,6 @@
       </w:tr>
     </w:tbl>
     <w:p>
-      <w:pPr>
-        <w:rPr>
-          <w:rFonts w:hint="eastAsia"/>
-        </w:rPr>
-      </w:pPr>
       <w:r>
         <w:rPr>
           <w:rFonts w:hint="eastAsia"/>
@@ -4160,11 +4173,6 @@
       </w:r>
     </w:p>
     <w:p>
-      <w:pPr>
-        <w:rPr>
-          <w:rFonts w:hint="eastAsia"/>
-        </w:rPr>
-      </w:pPr>
       <w:r>
         <w:rPr>
           <w:rFonts w:hint="eastAsia"/>
@@ -4202,7 +4210,6 @@
     <w:p>
       <w:pPr>
         <w:rPr>
-          <w:rFonts w:hint="eastAsia"/>
           <w:color w:val="31849B" w:themeColor="accent5" w:themeShade="BF"/>
         </w:rPr>
       </w:pPr>
@@ -4237,7 +4244,6 @@
     <w:p>
       <w:pPr>
         <w:rPr>
-          <w:rFonts w:hint="eastAsia"/>
           <w:color w:val="31849B" w:themeColor="accent5" w:themeShade="BF"/>
         </w:rPr>
       </w:pPr>
@@ -4253,41 +4259,27 @@
           <w:color w:val="31849B" w:themeColor="accent5" w:themeShade="BF"/>
         </w:rPr>
         <w:t>pdate( DBQuery query )</w:t>
+      </w:r>
+    </w:p>
+    <w:p/>
+    <w:p>
+      <w:pPr>
+        <w:pStyle w:val="Heading4"/>
+      </w:pPr>
+      <w:r>
+        <w:rPr>
+          <w:rFonts w:hint="eastAsia"/>
+        </w:rPr>
+        <w:t>python</w:t>
+      </w:r>
+      <w:r>
+        <w:rPr>
+          <w:rFonts w:hint="eastAsia"/>
+        </w:rPr>
+        <w:t>驱动</w:t>
       </w:r>
     </w:p>
     <w:p>
-      <w:pPr>
-        <w:rPr>
-          <w:rFonts w:hint="eastAsia"/>
-        </w:rPr>
-      </w:pPr>
-    </w:p>
-    <w:p>
-      <w:pPr>
-        <w:pStyle w:val="Heading4"/>
-        <w:rPr>
-          <w:rFonts w:hint="eastAsia"/>
-        </w:rPr>
-      </w:pPr>
-      <w:r>
-        <w:rPr>
-          <w:rFonts w:hint="eastAsia"/>
-        </w:rPr>
-        <w:t>python</w:t>
-      </w:r>
-      <w:r>
-        <w:rPr>
-          <w:rFonts w:hint="eastAsia"/>
-        </w:rPr>
-        <w:t>驱动</w:t>
-      </w:r>
-    </w:p>
-    <w:p>
-      <w:pPr>
-        <w:rPr>
-          <w:rFonts w:hint="eastAsia"/>
-        </w:rPr>
-      </w:pPr>
       <w:r>
         <w:rPr>
           <w:rFonts w:hint="eastAsia"/>
@@ -4332,9 +4324,6 @@
           <w:p>
             <w:pPr>
               <w:ind w:left="0"/>
-              <w:rPr>
-                <w:rFonts w:hint="eastAsia"/>
-              </w:rPr>
             </w:pPr>
             <w:r>
               <w:rPr>
@@ -4351,9 +4340,6 @@
           <w:p>
             <w:pPr>
               <w:ind w:left="0"/>
-              <w:rPr>
-                <w:rFonts w:hint="eastAsia"/>
-              </w:rPr>
             </w:pPr>
             <w:r>
               <w:rPr>
@@ -4372,9 +4358,6 @@
           <w:p>
             <w:pPr>
               <w:ind w:left="0"/>
-              <w:rPr>
-                <w:rFonts w:hint="eastAsia"/>
-              </w:rPr>
             </w:pPr>
             <w:r>
               <w:t>update( rule, kwargs</w:t>
@@ -4392,9 +4375,6 @@
           <w:p>
             <w:pPr>
               <w:ind w:left="0"/>
-              <w:rPr>
-                <w:rFonts w:hint="eastAsia"/>
-              </w:rPr>
             </w:pPr>
             <w:r>
               <w:t>Parameters:</w:t>
@@ -4445,9 +4425,6 @@
           <w:p>
             <w:pPr>
               <w:ind w:left="0"/>
-              <w:rPr>
-                <w:rFonts w:hint="eastAsia"/>
-              </w:rPr>
             </w:pPr>
             <w:r>
               <w:t xml:space="preserve">   - hint      </w:t>
@@ -4470,9 +4447,6 @@
           <w:p>
             <w:pPr>
               <w:ind w:left="0"/>
-              <w:rPr>
-                <w:rFonts w:hint="eastAsia"/>
-              </w:rPr>
             </w:pPr>
             <w:r>
               <w:t>update( rule, kwargs</w:t>
@@ -4490,9 +4464,6 @@
           <w:p>
             <w:pPr>
               <w:ind w:left="0"/>
-              <w:rPr>
-                <w:rFonts w:hint="eastAsia"/>
-              </w:rPr>
             </w:pPr>
             <w:r>
               <w:t>Parameters:</w:t>
@@ -4543,9 +4514,6 @@
           <w:p>
             <w:pPr>
               <w:ind w:left="0"/>
-              <w:rPr>
-                <w:rFonts w:hint="eastAsia"/>
-              </w:rPr>
             </w:pPr>
             <w:r>
               <w:t xml:space="preserve">   - hint      </w:t>
@@ -4564,7 +4532,6 @@
             <w:pPr>
               <w:ind w:left="0"/>
               <w:rPr>
-                <w:rFonts w:hint="eastAsia"/>
                 <w:color w:val="31849B" w:themeColor="accent5" w:themeShade="BF"/>
               </w:rPr>
             </w:pPr>
@@ -4587,7 +4554,6 @@
             <w:pPr>
               <w:ind w:left="0"/>
               <w:rPr>
-                <w:rFonts w:hint="eastAsia"/>
                 <w:color w:val="31849B" w:themeColor="accent5" w:themeShade="BF"/>
               </w:rPr>
             </w:pPr>
@@ -4637,9 +4603,6 @@
           <w:p>
             <w:pPr>
               <w:ind w:left="0"/>
-              <w:rPr>
-                <w:rFonts w:hint="eastAsia"/>
-              </w:rPr>
             </w:pPr>
             <w:r>
               <w:lastRenderedPageBreak/>
@@ -4667,9 +4630,6 @@
           <w:p>
             <w:pPr>
               <w:ind w:left="0"/>
-              <w:rPr>
-                <w:rFonts w:hint="eastAsia"/>
-              </w:rPr>
             </w:pPr>
             <w:r>
               <w:t>Parameters:</w:t>
@@ -4720,9 +4680,6 @@
           <w:p>
             <w:pPr>
               <w:ind w:left="0"/>
-              <w:rPr>
-                <w:rFonts w:hint="eastAsia"/>
-              </w:rPr>
             </w:pPr>
             <w:r>
               <w:t xml:space="preserve">   - hint      </w:t>
@@ -4740,9 +4697,6 @@
           <w:p>
             <w:pPr>
               <w:ind w:left="0"/>
-              <w:rPr>
-                <w:rFonts w:hint="eastAsia"/>
-              </w:rPr>
             </w:pPr>
             <w:r>
               <w:rPr>
@@ -4765,9 +4719,6 @@
           <w:p>
             <w:pPr>
               <w:ind w:left="0"/>
-              <w:rPr>
-                <w:rFonts w:hint="eastAsia"/>
-              </w:rPr>
             </w:pPr>
             <w:r>
               <w:t>up</w:t>
@@ -4794,9 +4745,6 @@
           <w:p>
             <w:pPr>
               <w:ind w:left="0"/>
-              <w:rPr>
-                <w:rFonts w:hint="eastAsia"/>
-              </w:rPr>
             </w:pPr>
             <w:r>
               <w:t>Parameters:</w:t>
@@ -4847,9 +4795,6 @@
           <w:p>
             <w:pPr>
               <w:ind w:left="0"/>
-              <w:rPr>
-                <w:rFonts w:hint="eastAsia"/>
-              </w:rPr>
             </w:pPr>
             <w:r>
               <w:t xml:space="preserve">   - hint      </w:t>
@@ -4867,9 +4812,6 @@
           <w:p>
             <w:pPr>
               <w:ind w:left="0"/>
-              <w:rPr>
-                <w:rFonts w:hint="eastAsia"/>
-              </w:rPr>
             </w:pPr>
             <w:r>
               <w:rPr>
@@ -4888,7 +4830,6 @@
             <w:pPr>
               <w:ind w:left="0"/>
               <w:rPr>
-                <w:rFonts w:hint="eastAsia"/>
                 <w:color w:val="31849B" w:themeColor="accent5" w:themeShade="BF"/>
               </w:rPr>
             </w:pPr>
@@ -4909,9 +4850,6 @@
           <w:p>
             <w:pPr>
               <w:ind w:left="0"/>
-              <w:rPr>
-                <w:rFonts w:hint="eastAsia"/>
-              </w:rPr>
             </w:pPr>
             <w:r>
               <w:rPr>
@@ -4966,9 +4904,6 @@
           <w:p>
             <w:pPr>
               <w:ind w:left="0"/>
-              <w:rPr>
-                <w:rFonts w:hint="eastAsia"/>
-              </w:rPr>
             </w:pPr>
             <w:r>
               <w:t>up</w:t>
@@ -5004,9 +4939,6 @@
           <w:p>
             <w:pPr>
               <w:ind w:left="0"/>
-              <w:rPr>
-                <w:rFonts w:hint="eastAsia"/>
-              </w:rPr>
             </w:pPr>
             <w:r>
               <w:t>Parameters:</w:t>
@@ -5180,9 +5112,6 @@
           <w:p>
             <w:pPr>
               <w:ind w:left="0"/>
-              <w:rPr>
-                <w:rFonts w:hint="eastAsia"/>
-              </w:rPr>
             </w:pPr>
             <w:r>
               <w:t xml:space="preserve">   - return_new    </w:t>
@@ -5205,17 +5134,11 @@
           <w:p>
             <w:pPr>
               <w:ind w:left="0"/>
-              <w:rPr>
-                <w:rFonts w:hint="eastAsia"/>
-              </w:rPr>
-            </w:pPr>
-          </w:p>
-          <w:p>
-            <w:pPr>
-              <w:ind w:left="0"/>
-              <w:rPr>
-                <w:rFonts w:hint="eastAsia"/>
-              </w:rPr>
+            </w:pPr>
+          </w:p>
+          <w:p>
+            <w:pPr>
+              <w:ind w:left="0"/>
             </w:pPr>
             <w:r>
               <w:rPr>
@@ -5276,39 +5199,25 @@
         </w:tc>
       </w:tr>
     </w:tbl>
+    <w:p/>
     <w:p>
       <w:pPr>
-        <w:rPr>
-          <w:rFonts w:hint="eastAsia"/>
-        </w:rPr>
-      </w:pPr>
+        <w:pStyle w:val="Heading4"/>
+      </w:pPr>
+      <w:r>
+        <w:rPr>
+          <w:rFonts w:hint="eastAsia"/>
+        </w:rPr>
+        <w:t>php</w:t>
+      </w:r>
+      <w:r>
+        <w:rPr>
+          <w:rFonts w:hint="eastAsia"/>
+        </w:rPr>
+        <w:t>驱动</w:t>
+      </w:r>
     </w:p>
     <w:p>
-      <w:pPr>
-        <w:pStyle w:val="Heading4"/>
-        <w:rPr>
-          <w:rFonts w:hint="eastAsia"/>
-        </w:rPr>
-      </w:pPr>
-      <w:r>
-        <w:rPr>
-          <w:rFonts w:hint="eastAsia"/>
-        </w:rPr>
-        <w:t>php</w:t>
-      </w:r>
-      <w:r>
-        <w:rPr>
-          <w:rFonts w:hint="eastAsia"/>
-        </w:rPr>
-        <w:t>驱动</w:t>
-      </w:r>
-    </w:p>
-    <w:p>
-      <w:pPr>
-        <w:rPr>
-          <w:rFonts w:hint="eastAsia"/>
-        </w:rPr>
-      </w:pPr>
       <w:r>
         <w:rPr>
           <w:rFonts w:hint="eastAsia"/>
@@ -5353,9 +5262,6 @@
           <w:p>
             <w:pPr>
               <w:ind w:left="0"/>
-              <w:rPr>
-                <w:rFonts w:hint="eastAsia"/>
-              </w:rPr>
             </w:pPr>
             <w:r>
               <w:rPr>
@@ -5372,9 +5278,6 @@
           <w:p>
             <w:pPr>
               <w:ind w:left="0"/>
-              <w:rPr>
-                <w:rFonts w:hint="eastAsia"/>
-              </w:rPr>
             </w:pPr>
             <w:r>
               <w:rPr>
@@ -5409,9 +5312,6 @@
           <w:p>
             <w:pPr>
               <w:ind w:left="0"/>
-              <w:rPr>
-                <w:rFonts w:hint="eastAsia"/>
-              </w:rPr>
             </w:pPr>
             <w:r>
               <w:t xml:space="preserve">      array|string  $hint = null )</w:t>
@@ -5441,9 +5341,6 @@
           <w:p>
             <w:pPr>
               <w:ind w:left="0"/>
-              <w:rPr>
-                <w:rFonts w:hint="eastAsia"/>
-              </w:rPr>
             </w:pPr>
             <w:r>
               <w:t xml:space="preserve">      array|string  $hint = null</w:t>
@@ -5458,9 +5355,6 @@
           <w:p>
             <w:pPr>
               <w:ind w:left="0"/>
-              <w:rPr>
-                <w:rFonts w:hint="eastAsia"/>
-              </w:rPr>
             </w:pPr>
             <w:r>
               <w:rPr>
@@ -5489,9 +5383,6 @@
           <w:p>
             <w:pPr>
               <w:ind w:left="0"/>
-              <w:rPr>
-                <w:rFonts w:hint="eastAsia"/>
-              </w:rPr>
             </w:pPr>
             <w:r>
               <w:rPr>
@@ -5561,9 +5452,6 @@
           <w:p>
             <w:pPr>
               <w:ind w:left="0"/>
-              <w:rPr>
-                <w:rFonts w:hint="eastAsia"/>
-              </w:rPr>
             </w:pPr>
             <w:r>
               <w:t xml:space="preserve">      array|string  $hint = null )</w:t>
@@ -5602,9 +5490,6 @@
           <w:p>
             <w:pPr>
               <w:ind w:left="0"/>
-              <w:rPr>
-                <w:rFonts w:hint="eastAsia"/>
-              </w:rPr>
             </w:pPr>
             <w:r>
               <w:t xml:space="preserve">      array|string  $hint = null</w:t>
@@ -5619,9 +5504,6 @@
           <w:p>
             <w:pPr>
               <w:ind w:left="0"/>
-              <w:rPr>
-                <w:rFonts w:hint="eastAsia"/>
-              </w:rPr>
             </w:pPr>
             <w:r>
               <w:rPr>
@@ -5650,9 +5532,6 @@
           <w:p>
             <w:pPr>
               <w:ind w:left="0"/>
-              <w:rPr>
-                <w:rFonts w:hint="eastAsia"/>
-              </w:rPr>
             </w:pPr>
             <w:r>
               <w:rPr>
@@ -5778,9 +5657,6 @@
           <w:p>
             <w:pPr>
               <w:ind w:left="0"/>
-              <w:rPr>
-                <w:rFonts w:hint="eastAsia"/>
-              </w:rPr>
             </w:pPr>
             <w:r>
               <w:t xml:space="preserve">      boolean  $returnNew = false )</w:t>
@@ -5795,17 +5671,13 @@
             <w:pPr>
               <w:ind w:left="0"/>
               <w:rPr>
-                <w:rFonts w:hint="eastAsia"/>
-                <w:color w:val="31849B" w:themeColor="accent5" w:themeShade="BF"/>
-              </w:rPr>
-            </w:pPr>
-          </w:p>
-          <w:p>
-            <w:pPr>
-              <w:ind w:left="0"/>
-              <w:rPr>
-                <w:rFonts w:hint="eastAsia"/>
-              </w:rPr>
+                <w:color w:val="31849B" w:themeColor="accent5" w:themeShade="BF"/>
+              </w:rPr>
+            </w:pPr>
+          </w:p>
+          <w:p>
+            <w:pPr>
+              <w:ind w:left="0"/>
             </w:pPr>
             <w:r>
               <w:rPr>
@@ -5862,19 +5734,10 @@
         </w:tc>
       </w:tr>
     </w:tbl>
+    <w:p/>
     <w:p>
       <w:pPr>
-        <w:rPr>
-          <w:rFonts w:hint="eastAsia"/>
-        </w:rPr>
-      </w:pPr>
-    </w:p>
-    <w:p>
-      <w:pPr>
         <w:pStyle w:val="Heading4"/>
-        <w:rPr>
-          <w:rFonts w:hint="eastAsia"/>
-        </w:rPr>
       </w:pPr>
       <w:r>
         <w:rPr>
@@ -5902,9 +5765,6 @@
           <w:p>
             <w:pPr>
               <w:ind w:left="0"/>
-              <w:rPr>
-                <w:rFonts w:hint="eastAsia"/>
-              </w:rPr>
             </w:pPr>
             <w:r>
               <w:rPr>
@@ -5921,9 +5781,6 @@
           <w:p>
             <w:pPr>
               <w:ind w:left="0"/>
-              <w:rPr>
-                <w:rFonts w:hint="eastAsia"/>
-              </w:rPr>
             </w:pPr>
             <w:r>
               <w:rPr>
@@ -5950,9 +5807,6 @@
           <w:p>
             <w:pPr>
               <w:ind w:left="0"/>
-              <w:rPr>
-                <w:rFonts w:hint="eastAsia"/>
-              </w:rPr>
             </w:pPr>
             <w:r>
               <w:rPr>
@@ -5982,9 +5836,6 @@
           <w:p>
             <w:pPr>
               <w:ind w:left="0"/>
-              <w:rPr>
-                <w:rFonts w:hint="eastAsia"/>
-              </w:rPr>
             </w:pPr>
             <w:r>
               <w:rPr>
@@ -6002,9 +5853,6 @@
           <w:p>
             <w:pPr>
               <w:ind w:left="0"/>
-              <w:rPr>
-                <w:rFonts w:hint="eastAsia"/>
-              </w:rPr>
             </w:pPr>
             <w:r>
               <w:rPr>
@@ -6035,9 +5883,6 @@
           <w:p>
             <w:pPr>
               <w:ind w:left="0"/>
-              <w:rPr>
-                <w:rFonts w:hint="eastAsia"/>
-              </w:rPr>
             </w:pPr>
             <w:r>
               <w:rPr>
@@ -6067,9 +5912,6 @@
           <w:p>
             <w:pPr>
               <w:ind w:left="0"/>
-              <w:rPr>
-                <w:rFonts w:hint="eastAsia"/>
-              </w:rPr>
             </w:pPr>
             <w:r>
               <w:rPr>
@@ -6087,9 +5929,6 @@
           <w:p>
             <w:pPr>
               <w:ind w:left="0"/>
-              <w:rPr>
-                <w:rFonts w:hint="eastAsia"/>
-              </w:rPr>
             </w:pPr>
             <w:r>
               <w:rPr>
@@ -6108,7 +5947,6 @@
             <w:pPr>
               <w:ind w:left="0"/>
               <w:rPr>
-                <w:rFonts w:hint="eastAsia"/>
                 <w:color w:val="31849B" w:themeColor="accent5" w:themeShade="BF"/>
               </w:rPr>
             </w:pPr>
@@ -6179,9 +6017,6 @@
           <w:p>
             <w:pPr>
               <w:ind w:left="0"/>
-              <w:rPr>
-                <w:rFonts w:hint="eastAsia"/>
-              </w:rPr>
             </w:pPr>
             <w:r>
               <w:rPr>
@@ -6211,9 +6046,6 @@
           <w:p>
             <w:pPr>
               <w:ind w:left="0"/>
-              <w:rPr>
-                <w:rFonts w:hint="eastAsia"/>
-              </w:rPr>
             </w:pPr>
             <w:r>
               <w:rPr>
@@ -6231,9 +6063,6 @@
           <w:p>
             <w:pPr>
               <w:ind w:left="0"/>
-              <w:rPr>
-                <w:rFonts w:hint="eastAsia"/>
-              </w:rPr>
             </w:pPr>
             <w:r>
               <w:rPr>
@@ -6251,9 +6080,6 @@
           <w:p>
             <w:pPr>
               <w:ind w:left="0"/>
-              <w:rPr>
-                <w:rFonts w:hint="eastAsia"/>
-              </w:rPr>
             </w:pPr>
             <w:r>
               <w:rPr>
@@ -6284,9 +6110,6 @@
           <w:p>
             <w:pPr>
               <w:ind w:left="0"/>
-              <w:rPr>
-                <w:rFonts w:hint="eastAsia"/>
-              </w:rPr>
             </w:pPr>
             <w:r>
               <w:rPr>
@@ -6316,9 +6139,6 @@
           <w:p>
             <w:pPr>
               <w:ind w:left="0"/>
-              <w:rPr>
-                <w:rFonts w:hint="eastAsia"/>
-              </w:rPr>
             </w:pPr>
             <w:r>
               <w:rPr>
@@ -6336,9 +6156,6 @@
           <w:p>
             <w:pPr>
               <w:ind w:left="0"/>
-              <w:rPr>
-                <w:rFonts w:hint="eastAsia"/>
-              </w:rPr>
             </w:pPr>
             <w:r>
               <w:rPr>
@@ -6356,9 +6173,6 @@
           <w:p>
             <w:pPr>
               <w:ind w:left="0"/>
-              <w:rPr>
-                <w:rFonts w:hint="eastAsia"/>
-              </w:rPr>
             </w:pPr>
             <w:r>
               <w:rPr>
@@ -6376,9 +6190,6 @@
           <w:p>
             <w:pPr>
               <w:ind w:left="0"/>
-              <w:rPr>
-                <w:rFonts w:hint="eastAsia"/>
-              </w:rPr>
             </w:pPr>
             <w:r>
               <w:rPr>
@@ -6440,9 +6251,6 @@
           <w:p>
             <w:pPr>
               <w:ind w:left="0"/>
-              <w:rPr>
-                <w:rFonts w:hint="eastAsia"/>
-              </w:rPr>
             </w:pPr>
             <w:r>
               <w:rPr>
@@ -6472,9 +6280,6 @@
           <w:p>
             <w:pPr>
               <w:ind w:left="0"/>
-              <w:rPr>
-                <w:rFonts w:hint="eastAsia"/>
-              </w:rPr>
             </w:pPr>
             <w:r>
               <w:rPr>
@@ -6492,9 +6297,6 @@
           <w:p>
             <w:pPr>
               <w:ind w:left="0"/>
-              <w:rPr>
-                <w:rFonts w:hint="eastAsia"/>
-              </w:rPr>
             </w:pPr>
             <w:r>
               <w:rPr>
@@ -6512,9 +6314,6 @@
           <w:p>
             <w:pPr>
               <w:ind w:left="0"/>
-              <w:rPr>
-                <w:rFonts w:hint="eastAsia"/>
-              </w:rPr>
             </w:pPr>
             <w:r>
               <w:rPr>
@@ -6532,9 +6331,6 @@
           <w:p>
             <w:pPr>
               <w:ind w:left="0"/>
-              <w:rPr>
-                <w:rFonts w:hint="eastAsia"/>
-              </w:rPr>
             </w:pPr>
             <w:r>
               <w:rPr>
@@ -6552,9 +6348,6 @@
           <w:p>
             <w:pPr>
               <w:ind w:left="0"/>
-              <w:rPr>
-                <w:rFonts w:hint="eastAsia"/>
-              </w:rPr>
             </w:pPr>
             <w:r>
               <w:rPr>
@@ -6572,9 +6365,6 @@
           <w:p>
             <w:pPr>
               <w:ind w:left="0"/>
-              <w:rPr>
-                <w:rFonts w:hint="eastAsia"/>
-              </w:rPr>
             </w:pPr>
             <w:r>
               <w:rPr>
@@ -6592,9 +6382,6 @@
           <w:p>
             <w:pPr>
               <w:ind w:left="0"/>
-              <w:rPr>
-                <w:rFonts w:hint="eastAsia"/>
-              </w:rPr>
             </w:pPr>
             <w:r>
               <w:rPr>
@@ -6625,9 +6412,6 @@
           <w:p>
             <w:pPr>
               <w:ind w:left="0"/>
-              <w:rPr>
-                <w:rFonts w:hint="eastAsia"/>
-              </w:rPr>
             </w:pPr>
             <w:r>
               <w:rPr>
@@ -6657,9 +6441,6 @@
           <w:p>
             <w:pPr>
               <w:ind w:left="0"/>
-              <w:rPr>
-                <w:rFonts w:hint="eastAsia"/>
-              </w:rPr>
             </w:pPr>
             <w:r>
               <w:rPr>
@@ -6677,9 +6458,6 @@
           <w:p>
             <w:pPr>
               <w:ind w:left="0"/>
-              <w:rPr>
-                <w:rFonts w:hint="eastAsia"/>
-              </w:rPr>
             </w:pPr>
             <w:r>
               <w:rPr>
@@ -6697,9 +6475,6 @@
           <w:p>
             <w:pPr>
               <w:ind w:left="0"/>
-              <w:rPr>
-                <w:rFonts w:hint="eastAsia"/>
-              </w:rPr>
             </w:pPr>
             <w:r>
               <w:rPr>
@@ -6717,9 +6492,6 @@
           <w:p>
             <w:pPr>
               <w:ind w:left="0"/>
-              <w:rPr>
-                <w:rFonts w:hint="eastAsia"/>
-              </w:rPr>
             </w:pPr>
             <w:r>
               <w:rPr>
@@ -6737,9 +6509,6 @@
           <w:p>
             <w:pPr>
               <w:ind w:left="0"/>
-              <w:rPr>
-                <w:rFonts w:hint="eastAsia"/>
-              </w:rPr>
             </w:pPr>
             <w:r>
               <w:rPr>
@@ -6757,9 +6526,6 @@
           <w:p>
             <w:pPr>
               <w:ind w:left="0"/>
-              <w:rPr>
-                <w:rFonts w:hint="eastAsia"/>
-              </w:rPr>
             </w:pPr>
             <w:r>
               <w:rPr>
@@ -6777,9 +6543,6 @@
           <w:p>
             <w:pPr>
               <w:ind w:left="0"/>
-              <w:rPr>
-                <w:rFonts w:hint="eastAsia"/>
-              </w:rPr>
             </w:pPr>
             <w:r>
               <w:rPr>
@@ -6797,9 +6560,6 @@
           <w:p>
             <w:pPr>
               <w:ind w:left="0"/>
-              <w:rPr>
-                <w:rFonts w:hint="eastAsia"/>
-              </w:rPr>
             </w:pPr>
             <w:r>
               <w:rPr>
@@ -6847,11 +6607,6 @@
       </w:tr>
     </w:tbl>
     <w:p>
-      <w:pPr>
-        <w:rPr>
-          <w:rFonts w:hint="eastAsia"/>
-        </w:rPr>
-      </w:pPr>
       <w:r>
         <w:rPr>
           <w:rFonts w:hint="eastAsia"/>
@@ -6867,9 +6622,6 @@
           <w:numId w:val="37"/>
         </w:numPr>
         <w:ind w:firstLineChars="0"/>
-        <w:rPr>
-          <w:rFonts w:hint="eastAsia"/>
-        </w:rPr>
       </w:pPr>
       <w:r>
         <w:rPr>
@@ -6946,9 +6698,6 @@
           <w:numId w:val="37"/>
         </w:numPr>
         <w:ind w:firstLineChars="0"/>
-        <w:rPr>
-          <w:rFonts w:hint="eastAsia"/>
-        </w:rPr>
       </w:pPr>
       <w:r>
         <w:t>queryandupdate</w:t>
@@ -7020,9 +6769,6 @@
     <w:p>
       <w:pPr>
         <w:pStyle w:val="Heading4"/>
-        <w:rPr>
-          <w:rFonts w:hint="eastAsia"/>
-        </w:rPr>
       </w:pPr>
       <w:r>
         <w:rPr>
@@ -7033,11 +6779,6 @@
       </w:r>
     </w:p>
     <w:p>
-      <w:pPr>
-        <w:rPr>
-          <w:rFonts w:hint="eastAsia"/>
-        </w:rPr>
-      </w:pPr>
       <w:r>
         <w:rPr>
           <w:rFonts w:hint="eastAsia"/>
@@ -7082,9 +6823,6 @@
           <w:p>
             <w:pPr>
               <w:ind w:left="0"/>
-              <w:rPr>
-                <w:rFonts w:hint="eastAsia"/>
-              </w:rPr>
             </w:pPr>
             <w:r>
               <w:rPr>
@@ -7101,9 +6839,6 @@
           <w:p>
             <w:pPr>
               <w:ind w:left="0"/>
-              <w:rPr>
-                <w:rFonts w:hint="eastAsia"/>
-              </w:rPr>
             </w:pPr>
             <w:r>
               <w:rPr>
@@ -7138,9 +6873,6 @@
           <w:p>
             <w:pPr>
               <w:ind w:left="0"/>
-              <w:rPr>
-                <w:rFonts w:hint="eastAsia"/>
-              </w:rPr>
             </w:pPr>
             <w:r>
               <w:t xml:space="preserve">      [hint])</w:t>
@@ -7170,9 +6902,6 @@
           <w:p>
             <w:pPr>
               <w:ind w:left="0"/>
-              <w:rPr>
-                <w:rFonts w:hint="eastAsia"/>
-              </w:rPr>
             </w:pPr>
             <w:r>
               <w:t xml:space="preserve">      [hint]</w:t>
@@ -7187,9 +6916,6 @@
           <w:p>
             <w:pPr>
               <w:ind w:left="0"/>
-              <w:rPr>
-                <w:rFonts w:hint="eastAsia"/>
-              </w:rPr>
             </w:pPr>
             <w:r>
               <w:rPr>
@@ -7225,9 +6951,6 @@
           <w:p>
             <w:pPr>
               <w:ind w:left="0"/>
-              <w:rPr>
-                <w:rFonts w:hint="eastAsia"/>
-              </w:rPr>
             </w:pPr>
             <w:r>
               <w:rPr>
@@ -7299,9 +7022,6 @@
           <w:p>
             <w:pPr>
               <w:ind w:left="0"/>
-              <w:rPr>
-                <w:rFonts w:hint="eastAsia"/>
-              </w:rPr>
             </w:pPr>
             <w:r>
               <w:t xml:space="preserve">      [setOnInsert])</w:t>
@@ -7317,7 +7037,16 @@
               <w:ind w:left="0"/>
             </w:pPr>
             <w:r>
-              <w:t>update(&lt;rule&gt;,</w:t>
+              <w:t>up</w:t>
+            </w:r>
+            <w:r>
+              <w:rPr>
+                <w:rFonts w:hint="eastAsia"/>
+              </w:rPr>
+              <w:t>sert</w:t>
+            </w:r>
+            <w:r>
+              <w:t>(&lt;rule&gt;,</w:t>
             </w:r>
           </w:p>
           <w:p>
@@ -7331,9 +7060,6 @@
           <w:p>
             <w:pPr>
               <w:ind w:left="0"/>
-              <w:rPr>
-                <w:rFonts w:hint="eastAsia"/>
-              </w:rPr>
             </w:pPr>
             <w:r>
               <w:t xml:space="preserve">      [hint]</w:t>
@@ -7348,9 +7074,6 @@
           <w:p>
             <w:pPr>
               <w:ind w:left="0"/>
-              <w:rPr>
-                <w:rFonts w:hint="eastAsia"/>
-              </w:rPr>
             </w:pPr>
             <w:r>
               <w:rPr>
@@ -7371,9 +7094,6 @@
           <w:p>
             <w:pPr>
               <w:ind w:left="0"/>
-              <w:rPr>
-                <w:rFonts w:hint="eastAsia"/>
-              </w:rPr>
             </w:pPr>
             <w:r>
               <w:rPr>
@@ -7409,9 +7129,6 @@
           <w:p>
             <w:pPr>
               <w:ind w:left="0"/>
-              <w:rPr>
-                <w:rFonts w:hint="eastAsia"/>
-              </w:rPr>
             </w:pPr>
             <w:r>
               <w:rPr>
@@ -7473,9 +7190,6 @@
           <w:p>
             <w:pPr>
               <w:ind w:left="0"/>
-              <w:rPr>
-                <w:rFonts w:hint="eastAsia"/>
-              </w:rPr>
             </w:pPr>
             <w:r>
               <w:t xml:space="preserve">      [returnNew])</w:t>
@@ -7503,9 +7217,6 @@
           <w:p>
             <w:pPr>
               <w:ind w:left="0"/>
-              <w:rPr>
-                <w:rFonts w:hint="eastAsia"/>
-              </w:rPr>
             </w:pPr>
             <w:r>
               <w:t xml:space="preserve">      [returnNew]</w:t>
@@ -7520,9 +7231,6 @@
           <w:p>
             <w:pPr>
               <w:ind w:left="0"/>
-              <w:rPr>
-                <w:rFonts w:hint="eastAsia"/>
-              </w:rPr>
             </w:pPr>
             <w:r>
               <w:rPr>
@@ -7558,9 +7266,6 @@
           <w:p>
             <w:pPr>
               <w:ind w:left="0"/>
-              <w:rPr>
-                <w:rFonts w:hint="eastAsia"/>
-              </w:rPr>
             </w:pPr>
             <w:r>
               <w:rPr>
@@ -7602,11 +7307,6 @@
       </w:tr>
     </w:tbl>
     <w:p>
-      <w:pPr>
-        <w:rPr>
-          <w:rFonts w:hint="eastAsia"/>
-        </w:rPr>
-      </w:pPr>
       <w:r>
         <w:rPr>
           <w:rFonts w:hint="eastAsia"/>
@@ -7622,9 +7322,6 @@
           <w:numId w:val="38"/>
         </w:numPr>
         <w:ind w:firstLineChars="0"/>
-        <w:rPr>
-          <w:rFonts w:hint="eastAsia"/>
-        </w:rPr>
       </w:pPr>
       <w:r>
         <w:rPr>
@@ -7647,9 +7344,6 @@
           <w:numId w:val="38"/>
         </w:numPr>
         <w:ind w:firstLineChars="0"/>
-        <w:rPr>
-          <w:rFonts w:hint="eastAsia"/>
-        </w:rPr>
       </w:pPr>
       <w:r>
         <w:rPr>
@@ -7679,9 +7373,6 @@
     <w:p>
       <w:pPr>
         <w:pStyle w:val="Heading4"/>
-        <w:rPr>
-          <w:rFonts w:hint="eastAsia"/>
-        </w:rPr>
       </w:pPr>
       <w:r>
         <w:rPr>
@@ -7716,9 +7407,6 @@
           <w:p>
             <w:pPr>
               <w:ind w:left="0"/>
-              <w:rPr>
-                <w:rFonts w:hint="eastAsia"/>
-              </w:rPr>
             </w:pPr>
             <w:r>
               <w:rPr>
@@ -7735,9 +7423,6 @@
           <w:p>
             <w:pPr>
               <w:ind w:left="0"/>
-              <w:rPr>
-                <w:rFonts w:hint="eastAsia"/>
-              </w:rPr>
             </w:pPr>
             <w:r>
               <w:rPr>
@@ -7772,9 +7457,6 @@
           <w:p>
             <w:pPr>
               <w:ind w:left="0"/>
-              <w:rPr>
-                <w:rFonts w:hint="eastAsia"/>
-              </w:rPr>
             </w:pPr>
             <w:r>
               <w:t xml:space="preserve">       [where &lt;condition&gt;]</w:t>
@@ -7783,9 +7465,6 @@
           <w:p>
             <w:pPr>
               <w:ind w:left="0"/>
-              <w:rPr>
-                <w:rFonts w:hint="eastAsia"/>
-              </w:rPr>
             </w:pPr>
           </w:p>
         </w:tc>
@@ -7821,7 +7500,6 @@
             <w:pPr>
               <w:ind w:left="0"/>
               <w:rPr>
-                <w:rFonts w:hint="eastAsia"/>
                 <w:color w:val="31849B" w:themeColor="accent5" w:themeShade="BF"/>
               </w:rPr>
             </w:pPr>
@@ -7838,9 +7516,6 @@
           <w:p>
             <w:pPr>
               <w:ind w:left="0"/>
-              <w:rPr>
-                <w:rFonts w:hint="eastAsia"/>
-              </w:rPr>
             </w:pPr>
             <w:r>
               <w:rPr>
@@ -7941,9 +7616,6 @@
           <w:p>
             <w:pPr>
               <w:ind w:left="0"/>
-              <w:rPr>
-                <w:rFonts w:hint="eastAsia"/>
-              </w:rPr>
             </w:pPr>
             <w:r>
               <w:rPr>
@@ -7978,11 +7650,6 @@
       </w:tr>
     </w:tbl>
     <w:p>
-      <w:pPr>
-        <w:rPr>
-          <w:rFonts w:hint="eastAsia"/>
-        </w:rPr>
-      </w:pPr>
       <w:r>
         <w:rPr>
           <w:rFonts w:hint="eastAsia"/>
@@ -7997,11 +7664,6 @@
       </w:r>
     </w:p>
     <w:p>
-      <w:pPr>
-        <w:rPr>
-          <w:rFonts w:hint="eastAsia"/>
-        </w:rPr>
-      </w:pPr>
       <w:r>
         <w:t xml:space="preserve">db.execUpdate( </w:t>
       </w:r>
@@ -8218,7 +7880,7 @@
                 <w:sz w:val="18"/>
                 <w:szCs w:val="18"/>
               </w:rPr>
-              <w:t>7</w:t>
+              <w:t>9</w:t>
             </w:r>
           </w:p>
         </w:tc>
@@ -8352,7 +8014,7 @@
                 <w:sz w:val="18"/>
                 <w:szCs w:val="18"/>
               </w:rPr>
-              <w:t>3</w:t>
+              <w:t>5</w:t>
             </w:r>
           </w:p>
         </w:tc>
@@ -8573,7 +8235,15 @@
                 <w:sz w:val="18"/>
                 <w:szCs w:val="18"/>
               </w:rPr>
-              <w:t>4-6</w:t>
+              <w:t>4-</w:t>
+            </w:r>
+            <w:r>
+              <w:rPr>
+                <w:rFonts w:hint="eastAsia"/>
+                <w:sz w:val="18"/>
+                <w:szCs w:val="18"/>
+              </w:rPr>
+              <w:t>8</w:t>
             </w:r>
           </w:p>
         </w:tc>
@@ -8635,7 +8305,7 @@
                 <w:sz w:val="18"/>
                 <w:szCs w:val="18"/>
               </w:rPr>
-              <w:t>7</w:t>
+              <w:t>9</w:t>
             </w:r>
           </w:p>
         </w:tc>

--- a/internal_doc/03.开发设计/Story_update分区键支持自动剔除和报错.docx
+++ b/internal_doc/03.开发设计/Story_update分区键支持自动剔除和报错.docx
@@ -1165,7 +1165,7 @@
           <v:shape id="_x0000_i1025" type="#_x0000_t75" style="width:197.65pt;height:5in" o:ole="">
             <v:imagedata r:id="rId8" o:title=""/>
           </v:shape>
-          <o:OLEObject Type="Embed" ProgID="Visio.Drawing.11" ShapeID="_x0000_i1025" DrawAspect="Content" ObjectID="_1561355418" r:id="rId9"/>
+          <o:OLEObject Type="Embed" ProgID="Visio.Drawing.11" ShapeID="_x0000_i1025" DrawAspect="Content" ObjectID="_1561465338" r:id="rId9"/>
         </w:object>
       </w:r>
     </w:p>
@@ -1192,7 +1192,7 @@
           <v:shape id="_x0000_i1026" type="#_x0000_t75" style="width:197.65pt;height:467.75pt" o:ole="">
             <v:imagedata r:id="rId10" o:title=""/>
           </v:shape>
-          <o:OLEObject Type="Embed" ProgID="Visio.Drawing.11" ShapeID="_x0000_i1026" DrawAspect="Content" ObjectID="_1561355419" r:id="rId11"/>
+          <o:OLEObject Type="Embed" ProgID="Visio.Drawing.11" ShapeID="_x0000_i1026" DrawAspect="Content" ObjectID="_1561465339" r:id="rId11"/>
         </w:object>
       </w:r>
     </w:p>
@@ -1252,7 +1252,7 @@
           <v:shape id="_x0000_i1027" type="#_x0000_t75" style="width:197.65pt;height:408pt" o:ole="">
             <v:imagedata r:id="rId12" o:title=""/>
           </v:shape>
-          <o:OLEObject Type="Embed" ProgID="Visio.Drawing.11" ShapeID="_x0000_i1027" DrawAspect="Content" ObjectID="_1561355420" r:id="rId13"/>
+          <o:OLEObject Type="Embed" ProgID="Visio.Drawing.11" ShapeID="_x0000_i1027" DrawAspect="Content" ObjectID="_1561465340" r:id="rId13"/>
         </w:object>
       </w:r>
     </w:p>
@@ -7548,7 +7548,14 @@
                 <w:rFonts w:hint="eastAsia"/>
                 <w:color w:val="31849B" w:themeColor="accent5" w:themeShade="BF"/>
               </w:rPr>
-              <w:t>SDB_UPDATE</w:t>
+              <w:t>SQL</w:t>
+            </w:r>
+            <w:r>
+              <w:rPr>
+                <w:rFonts w:hint="eastAsia"/>
+                <w:color w:val="31849B" w:themeColor="accent5" w:themeShade="BF"/>
+              </w:rPr>
+              <w:t>_UPDATE</w:t>
             </w:r>
             <w:r>
               <w:rPr>
@@ -7692,10 +7699,22 @@
         <w:rPr>
           <w:rFonts w:hint="eastAsia"/>
         </w:rPr>
-        <w:t>SDB_UPDATE</w:t>
-      </w:r>
-      <w:r>
-        <w:t xml:space="preserve"> _KEEP_</w:t>
+        <w:t>S</w:t>
+      </w:r>
+      <w:r>
+        <w:rPr>
+          <w:rFonts w:hint="eastAsia"/>
+        </w:rPr>
+        <w:t>QL</w:t>
+      </w:r>
+      <w:r>
+        <w:rPr>
+          <w:rFonts w:hint="eastAsia"/>
+        </w:rPr>
+        <w:t>_UPDATE</w:t>
+      </w:r>
+      <w:r>
+        <w:t>_KEEP_</w:t>
       </w:r>
       <w:r>
         <w:rPr>
@@ -7834,7 +7853,15 @@
                 <w:sz w:val="18"/>
                 <w:szCs w:val="18"/>
               </w:rPr>
-              <w:t>0.1</w:t>
+              <w:t>0.</w:t>
+            </w:r>
+            <w:r>
+              <w:rPr>
+                <w:rFonts w:hint="eastAsia"/>
+                <w:sz w:val="18"/>
+                <w:szCs w:val="18"/>
+              </w:rPr>
+              <w:t>3</w:t>
             </w:r>
           </w:p>
         </w:tc>
@@ -7880,7 +7907,7 @@
                 <w:sz w:val="18"/>
                 <w:szCs w:val="18"/>
               </w:rPr>
-              <w:t>9</w:t>
+              <w:t>11</w:t>
             </w:r>
           </w:p>
         </w:tc>
@@ -8006,15 +8033,7 @@
                 <w:sz w:val="18"/>
                 <w:szCs w:val="18"/>
               </w:rPr>
-              <w:t>1</w:t>
-            </w:r>
-            <w:r>
-              <w:rPr>
-                <w:rFonts w:hint="eastAsia"/>
-                <w:sz w:val="18"/>
-                <w:szCs w:val="18"/>
-              </w:rPr>
-              <w:t>5</w:t>
+              <w:t>20</w:t>
             </w:r>
           </w:p>
         </w:tc>
@@ -8243,7 +8262,7 @@
                 <w:sz w:val="18"/>
                 <w:szCs w:val="18"/>
               </w:rPr>
-              <w:t>8</w:t>
+              <w:t>10</w:t>
             </w:r>
           </w:p>
         </w:tc>
@@ -8305,7 +8324,7 @@
                 <w:sz w:val="18"/>
                 <w:szCs w:val="18"/>
               </w:rPr>
-              <w:t>9</w:t>
+              <w:t>11</w:t>
             </w:r>
           </w:p>
         </w:tc>

--- a/internal_doc/03.开发设计/Story_update分区键支持自动剔除和报错.docx
+++ b/internal_doc/03.开发设计/Story_update分区键支持自动剔除和报错.docx
@@ -717,11 +717,6 @@
       </w:r>
     </w:p>
     <w:p>
-      <w:pPr>
-        <w:rPr>
-          <w:rFonts w:hint="eastAsia"/>
-        </w:rPr>
-      </w:pPr>
       <w:r>
         <w:rPr>
           <w:rFonts w:hint="eastAsia"/>
@@ -802,11 +797,6 @@
       </w:r>
     </w:p>
     <w:p>
-      <w:pPr>
-        <w:rPr>
-          <w:rFonts w:hint="eastAsia"/>
-        </w:rPr>
-      </w:pPr>
       <w:r>
         <w:rPr>
           <w:rFonts w:hint="eastAsia"/>
@@ -1004,6 +994,11 @@
       </w:tr>
     </w:tbl>
     <w:p>
+      <w:pPr>
+        <w:rPr>
+          <w:rFonts w:hint="eastAsia"/>
+        </w:rPr>
+      </w:pPr>
       <w:r>
         <w:rPr>
           <w:rFonts w:hint="eastAsia"/>
@@ -1021,6 +1016,475 @@
           <w:rFonts w:hint="eastAsia"/>
         </w:rPr>
         <w:t>当切分表只落在一个分区上时，分区键字段的修改并不会引起数据迁移，所以是允许修改的。当切分表落在两个或者两个以上的分区中，分区键字段的修改有可能引起数据迁移，这时统一报错处理。</w:t>
+      </w:r>
+    </w:p>
+    <w:p>
+      <w:pPr>
+        <w:rPr>
+          <w:rFonts w:hint="eastAsia"/>
+        </w:rPr>
+      </w:pPr>
+    </w:p>
+    <w:p>
+      <w:pPr>
+        <w:rPr>
+          <w:rFonts w:hint="eastAsia"/>
+        </w:rPr>
+      </w:pPr>
+      <w:r>
+        <w:rPr>
+          <w:rFonts w:hint="eastAsia"/>
+        </w:rPr>
+        <w:tab/>
+      </w:r>
+      <w:r>
+        <w:rPr>
+          <w:rFonts w:hint="eastAsia"/>
+        </w:rPr>
+        <w:tab/>
+      </w:r>
+      <w:r>
+        <w:rPr>
+          <w:rFonts w:hint="eastAsia"/>
+        </w:rPr>
+        <w:t>对于主子表，不允许更新主表分区键，因为主表的范围不是完整的（完整是指从负无穷到到正无穷），有可能存在更新后的记录需要迁移到其他子表上，或者找不到子表可落。</w:t>
+      </w:r>
+    </w:p>
+    <w:p>
+      <w:pPr>
+        <w:rPr>
+          <w:rFonts w:hint="eastAsia"/>
+        </w:rPr>
+      </w:pPr>
+      <w:r>
+        <w:rPr>
+          <w:rFonts w:hint="eastAsia"/>
+        </w:rPr>
+        <w:tab/>
+      </w:r>
+      <w:r>
+        <w:rPr>
+          <w:rFonts w:hint="eastAsia"/>
+        </w:rPr>
+        <w:tab/>
+      </w:r>
+      <w:r>
+        <w:rPr>
+          <w:rFonts w:hint="eastAsia"/>
+        </w:rPr>
+        <w:t>以下情况可以更新子表分区键：该分区键的子表分别都只落在一个组上。例如：</w:t>
+      </w:r>
+    </w:p>
+    <w:p>
+      <w:pPr>
+        <w:rPr>
+          <w:rFonts w:hint="eastAsia"/>
+        </w:rPr>
+      </w:pPr>
+      <w:r>
+        <w:rPr>
+          <w:rFonts w:hint="eastAsia"/>
+        </w:rPr>
+        <w:t>主表</w:t>
+      </w:r>
+      <w:r>
+        <w:rPr>
+          <w:rFonts w:hint="eastAsia"/>
+        </w:rPr>
+        <w:t>maincl</w:t>
+      </w:r>
+      <w:r>
+        <w:rPr>
+          <w:rFonts w:hint="eastAsia"/>
+        </w:rPr>
+        <w:t>，挂载了</w:t>
+      </w:r>
+      <w:r>
+        <w:rPr>
+          <w:rFonts w:hint="eastAsia"/>
+        </w:rPr>
+        <w:t>5</w:t>
+      </w:r>
+      <w:r>
+        <w:rPr>
+          <w:rFonts w:hint="eastAsia"/>
+        </w:rPr>
+        <w:t>个子表：</w:t>
+      </w:r>
+    </w:p>
+    <w:p>
+      <w:pPr>
+        <w:rPr>
+          <w:rFonts w:hint="eastAsia"/>
+        </w:rPr>
+      </w:pPr>
+      <w:r>
+        <w:rPr>
+          <w:rFonts w:hint="eastAsia"/>
+        </w:rPr>
+        <w:t>子表</w:t>
+      </w:r>
+      <w:r>
+        <w:rPr>
+          <w:rFonts w:hint="eastAsia"/>
+        </w:rPr>
+        <w:t>subcl1</w:t>
+      </w:r>
+      <w:r>
+        <w:rPr>
+          <w:rFonts w:hint="eastAsia"/>
+        </w:rPr>
+        <w:t>，分区键</w:t>
+      </w:r>
+      <w:r>
+        <w:rPr>
+          <w:rFonts w:hint="eastAsia"/>
+        </w:rPr>
+        <w:t>{a:1}</w:t>
+      </w:r>
+      <w:r>
+        <w:rPr>
+          <w:rFonts w:hint="eastAsia"/>
+        </w:rPr>
+        <w:t>，落在</w:t>
+      </w:r>
+      <w:r>
+        <w:rPr>
+          <w:rFonts w:hint="eastAsia"/>
+        </w:rPr>
+        <w:t>1</w:t>
+      </w:r>
+      <w:r>
+        <w:rPr>
+          <w:rFonts w:hint="eastAsia"/>
+        </w:rPr>
+        <w:t>个组上</w:t>
+      </w:r>
+    </w:p>
+    <w:p>
+      <w:pPr>
+        <w:rPr>
+          <w:rFonts w:hint="eastAsia"/>
+        </w:rPr>
+      </w:pPr>
+      <w:r>
+        <w:rPr>
+          <w:rFonts w:hint="eastAsia"/>
+        </w:rPr>
+        <w:t>子表</w:t>
+      </w:r>
+      <w:r>
+        <w:rPr>
+          <w:rFonts w:hint="eastAsia"/>
+        </w:rPr>
+        <w:t>subcl2</w:t>
+      </w:r>
+      <w:r>
+        <w:rPr>
+          <w:rFonts w:hint="eastAsia"/>
+        </w:rPr>
+        <w:t>，分区键</w:t>
+      </w:r>
+      <w:r>
+        <w:rPr>
+          <w:rFonts w:hint="eastAsia"/>
+        </w:rPr>
+        <w:t>{a:1}</w:t>
+      </w:r>
+      <w:r>
+        <w:rPr>
+          <w:rFonts w:hint="eastAsia"/>
+        </w:rPr>
+        <w:t>，落在</w:t>
+      </w:r>
+      <w:r>
+        <w:rPr>
+          <w:rFonts w:hint="eastAsia"/>
+        </w:rPr>
+        <w:t>2</w:t>
+      </w:r>
+      <w:r>
+        <w:rPr>
+          <w:rFonts w:hint="eastAsia"/>
+        </w:rPr>
+        <w:t>个组上</w:t>
+      </w:r>
+    </w:p>
+    <w:p>
+      <w:pPr>
+        <w:rPr>
+          <w:rFonts w:hint="eastAsia"/>
+        </w:rPr>
+      </w:pPr>
+      <w:r>
+        <w:rPr>
+          <w:rFonts w:hint="eastAsia"/>
+        </w:rPr>
+        <w:t>子表</w:t>
+      </w:r>
+      <w:r>
+        <w:rPr>
+          <w:rFonts w:hint="eastAsia"/>
+        </w:rPr>
+        <w:t>subcl3</w:t>
+      </w:r>
+      <w:r>
+        <w:rPr>
+          <w:rFonts w:hint="eastAsia"/>
+        </w:rPr>
+        <w:t>，分区键</w:t>
+      </w:r>
+      <w:r>
+        <w:rPr>
+          <w:rFonts w:hint="eastAsia"/>
+        </w:rPr>
+        <w:t>{b:1}</w:t>
+      </w:r>
+      <w:r>
+        <w:rPr>
+          <w:rFonts w:hint="eastAsia"/>
+        </w:rPr>
+        <w:t>，落在</w:t>
+      </w:r>
+      <w:r>
+        <w:rPr>
+          <w:rFonts w:hint="eastAsia"/>
+        </w:rPr>
+        <w:t>1</w:t>
+      </w:r>
+      <w:r>
+        <w:rPr>
+          <w:rFonts w:hint="eastAsia"/>
+        </w:rPr>
+        <w:t>个组上</w:t>
+      </w:r>
+    </w:p>
+    <w:p>
+      <w:pPr>
+        <w:rPr>
+          <w:rFonts w:hint="eastAsia"/>
+        </w:rPr>
+      </w:pPr>
+      <w:r>
+        <w:rPr>
+          <w:rFonts w:hint="eastAsia"/>
+        </w:rPr>
+        <w:t>子表</w:t>
+      </w:r>
+      <w:r>
+        <w:rPr>
+          <w:rFonts w:hint="eastAsia"/>
+        </w:rPr>
+        <w:t>subcl4</w:t>
+      </w:r>
+      <w:r>
+        <w:rPr>
+          <w:rFonts w:hint="eastAsia"/>
+        </w:rPr>
+        <w:t>，分区键</w:t>
+      </w:r>
+      <w:r>
+        <w:rPr>
+          <w:rFonts w:hint="eastAsia"/>
+        </w:rPr>
+        <w:t>{b:1}</w:t>
+      </w:r>
+      <w:r>
+        <w:rPr>
+          <w:rFonts w:hint="eastAsia"/>
+        </w:rPr>
+        <w:t>，落在</w:t>
+      </w:r>
+      <w:r>
+        <w:rPr>
+          <w:rFonts w:hint="eastAsia"/>
+        </w:rPr>
+        <w:t>1</w:t>
+      </w:r>
+      <w:r>
+        <w:rPr>
+          <w:rFonts w:hint="eastAsia"/>
+        </w:rPr>
+        <w:t>个组上</w:t>
+      </w:r>
+    </w:p>
+    <w:p>
+      <w:pPr>
+        <w:rPr>
+          <w:rFonts w:hint="eastAsia"/>
+        </w:rPr>
+      </w:pPr>
+      <w:r>
+        <w:rPr>
+          <w:rFonts w:hint="eastAsia"/>
+        </w:rPr>
+        <w:t>子表</w:t>
+      </w:r>
+      <w:r>
+        <w:rPr>
+          <w:rFonts w:hint="eastAsia"/>
+        </w:rPr>
+        <w:t>subcl5</w:t>
+      </w:r>
+      <w:r>
+        <w:rPr>
+          <w:rFonts w:hint="eastAsia"/>
+        </w:rPr>
+        <w:t>，普通表</w:t>
+      </w:r>
+    </w:p>
+    <w:p>
+      <w:pPr>
+        <w:rPr>
+          <w:rFonts w:hint="eastAsia"/>
+        </w:rPr>
+      </w:pPr>
+      <w:r>
+        <w:rPr>
+          <w:rFonts w:hint="eastAsia"/>
+        </w:rPr>
+        <w:t>当</w:t>
+      </w:r>
+      <w:r>
+        <w:rPr>
+          <w:rFonts w:hint="eastAsia"/>
+        </w:rPr>
+        <w:t>maincl.update({$set:{a:1}})</w:t>
+      </w:r>
+      <w:r>
+        <w:rPr>
+          <w:rFonts w:hint="eastAsia"/>
+        </w:rPr>
+        <w:t>，会报错。因为：以</w:t>
+      </w:r>
+      <w:r>
+        <w:rPr>
+          <w:rFonts w:hint="eastAsia"/>
+        </w:rPr>
+        <w:t>a</w:t>
+      </w:r>
+      <w:r>
+        <w:rPr>
+          <w:rFonts w:hint="eastAsia"/>
+        </w:rPr>
+        <w:t>字段为分区键的子表有</w:t>
+      </w:r>
+      <w:r>
+        <w:rPr>
+          <w:rFonts w:hint="eastAsia"/>
+        </w:rPr>
+        <w:t>subcl1 subcl2</w:t>
+      </w:r>
+      <w:r>
+        <w:rPr>
+          <w:rFonts w:hint="eastAsia"/>
+        </w:rPr>
+        <w:t>，</w:t>
+      </w:r>
+      <w:r>
+        <w:rPr>
+          <w:rFonts w:hint="eastAsia"/>
+        </w:rPr>
+        <w:t>subcl2</w:t>
+      </w:r>
+      <w:r>
+        <w:rPr>
+          <w:rFonts w:hint="eastAsia"/>
+        </w:rPr>
+        <w:t>落在多个组上，因此不允许更新分区键。</w:t>
+      </w:r>
+    </w:p>
+    <w:p>
+      <w:pPr>
+        <w:rPr>
+          <w:rFonts w:hint="eastAsia"/>
+        </w:rPr>
+      </w:pPr>
+      <w:r>
+        <w:rPr>
+          <w:rFonts w:hint="eastAsia"/>
+        </w:rPr>
+        <w:t>当</w:t>
+      </w:r>
+      <w:r>
+        <w:rPr>
+          <w:rFonts w:hint="eastAsia"/>
+        </w:rPr>
+        <w:t>maincl.update({$set:{b:1}})</w:t>
+      </w:r>
+      <w:r>
+        <w:rPr>
+          <w:rFonts w:hint="eastAsia"/>
+        </w:rPr>
+        <w:t>，不会报错。因为：以</w:t>
+      </w:r>
+      <w:r>
+        <w:rPr>
+          <w:rFonts w:hint="eastAsia"/>
+        </w:rPr>
+        <w:t>b</w:t>
+      </w:r>
+      <w:r>
+        <w:rPr>
+          <w:rFonts w:hint="eastAsia"/>
+        </w:rPr>
+        <w:t>字段为分区键的子表有</w:t>
+      </w:r>
+      <w:r>
+        <w:rPr>
+          <w:rFonts w:hint="eastAsia"/>
+        </w:rPr>
+        <w:t>subcl3 subcl4</w:t>
+      </w:r>
+      <w:r>
+        <w:rPr>
+          <w:rFonts w:hint="eastAsia"/>
+        </w:rPr>
+        <w:t>，</w:t>
+      </w:r>
+      <w:r>
+        <w:rPr>
+          <w:rFonts w:hint="eastAsia"/>
+        </w:rPr>
+        <w:t>subcl3 subcl4</w:t>
+      </w:r>
+      <w:r>
+        <w:rPr>
+          <w:rFonts w:hint="eastAsia"/>
+        </w:rPr>
+        <w:t>均只落在</w:t>
+      </w:r>
+      <w:r>
+        <w:rPr>
+          <w:rFonts w:hint="eastAsia"/>
+        </w:rPr>
+        <w:t>1</w:t>
+      </w:r>
+      <w:r>
+        <w:rPr>
+          <w:rFonts w:hint="eastAsia"/>
+        </w:rPr>
+        <w:t>个组上，因此允许更新分区键。</w:t>
+      </w:r>
+    </w:p>
+    <w:p>
+      <w:r>
+        <w:rPr>
+          <w:rFonts w:hint="eastAsia"/>
+        </w:rPr>
+        <w:tab/>
+      </w:r>
+      <w:r>
+        <w:rPr>
+          <w:rFonts w:hint="eastAsia"/>
+        </w:rPr>
+        <w:tab/>
+      </w:r>
+      <w:r>
+        <w:rPr>
+          <w:rFonts w:hint="eastAsia"/>
+        </w:rPr>
+        <w:t>一般情况，用户的每个子表分区键为同一个，这种情况下要求所有子表都分别只落在一个组上，才允许更新子表分区键。</w:t>
       </w:r>
     </w:p>
     <w:p>
@@ -1165,7 +1629,7 @@
           <v:shape id="_x0000_i1025" type="#_x0000_t75" style="width:197.65pt;height:5in" o:ole="">
             <v:imagedata r:id="rId8" o:title=""/>
           </v:shape>
-          <o:OLEObject Type="Embed" ProgID="Visio.Drawing.11" ShapeID="_x0000_i1025" DrawAspect="Content" ObjectID="_1561465338" r:id="rId9"/>
+          <o:OLEObject Type="Embed" ProgID="Visio.Drawing.11" ShapeID="_x0000_i1025" DrawAspect="Content" ObjectID="_1563359307" r:id="rId9"/>
         </w:object>
       </w:r>
     </w:p>
@@ -1182,17 +1646,12 @@
       </w:r>
     </w:p>
     <w:p>
-      <w:pPr>
-        <w:rPr>
-          <w:rFonts w:hint="eastAsia"/>
-        </w:rPr>
-      </w:pPr>
       <w:r>
         <w:object w:dxaOrig="3954" w:dyaOrig="9353">
           <v:shape id="_x0000_i1026" type="#_x0000_t75" style="width:197.65pt;height:467.75pt" o:ole="">
             <v:imagedata r:id="rId10" o:title=""/>
           </v:shape>
-          <o:OLEObject Type="Embed" ProgID="Visio.Drawing.11" ShapeID="_x0000_i1026" DrawAspect="Content" ObjectID="_1561465339" r:id="rId11"/>
+          <o:OLEObject Type="Embed" ProgID="Visio.Drawing.11" ShapeID="_x0000_i1026" DrawAspect="Content" ObjectID="_1563359308" r:id="rId11"/>
         </w:object>
       </w:r>
     </w:p>
@@ -1252,7 +1711,7 @@
           <v:shape id="_x0000_i1027" type="#_x0000_t75" style="width:197.65pt;height:408pt" o:ole="">
             <v:imagedata r:id="rId12" o:title=""/>
           </v:shape>
-          <o:OLEObject Type="Embed" ProgID="Visio.Drawing.11" ShapeID="_x0000_i1027" DrawAspect="Content" ObjectID="_1561465340" r:id="rId13"/>
+          <o:OLEObject Type="Embed" ProgID="Visio.Drawing.11" ShapeID="_x0000_i1027" DrawAspect="Content" ObjectID="_1563359309" r:id="rId13"/>
         </w:object>
       </w:r>
     </w:p>
@@ -5545,13 +6004,6 @@
                 <w:rFonts w:hint="eastAsia"/>
                 <w:color w:val="31849B" w:themeColor="accent5" w:themeShade="BF"/>
               </w:rPr>
-              <w:t>s</w:t>
-            </w:r>
-            <w:r>
-              <w:rPr>
-                <w:rFonts w:hint="eastAsia"/>
-                <w:color w:val="31849B" w:themeColor="accent5" w:themeShade="BF"/>
-              </w:rPr>
               <w:t>取值</w:t>
             </w:r>
             <w:r>
@@ -5685,13 +6137,6 @@
                 <w:color w:val="31849B" w:themeColor="accent5" w:themeShade="BF"/>
               </w:rPr>
               <w:t>flag</w:t>
-            </w:r>
-            <w:r>
-              <w:rPr>
-                <w:rFonts w:hint="eastAsia"/>
-                <w:color w:val="31849B" w:themeColor="accent5" w:themeShade="BF"/>
-              </w:rPr>
-              <w:t>s</w:t>
             </w:r>
             <w:r>
               <w:rPr>
@@ -6698,6 +7143,9 @@
           <w:numId w:val="37"/>
         </w:numPr>
         <w:ind w:firstLineChars="0"/>
+        <w:rPr>
+          <w:rFonts w:hint="eastAsia"/>
+        </w:rPr>
       </w:pPr>
       <w:r>
         <w:t>queryandupdate</w:t>
@@ -6764,6 +7212,34 @@
       </w:r>
       <w:r>
         <w:t>SDB_QUERY_WITH_RETURNDATA</w:t>
+      </w:r>
+    </w:p>
+    <w:p>
+      <w:pPr>
+        <w:pStyle w:val="ListParagraph"/>
+        <w:numPr>
+          <w:ilvl w:val="0"/>
+          <w:numId w:val="37"/>
+        </w:numPr>
+        <w:ind w:firstLineChars="0"/>
+      </w:pPr>
+      <w:r>
+        <w:rPr>
+          <w:rFonts w:hint="eastAsia"/>
+        </w:rPr>
+        <w:t>进行严格的参数检验，如</w:t>
+      </w:r>
+      <w:r>
+        <w:rPr>
+          <w:rFonts w:hint="eastAsia"/>
+        </w:rPr>
+        <w:t>flag</w:t>
+      </w:r>
+      <w:r>
+        <w:rPr>
+          <w:rFonts w:hint="eastAsia"/>
+        </w:rPr>
+        <w:t>值填错，会报错处理。</w:t>
       </w:r>
     </w:p>
     <w:p>
@@ -7367,7 +7843,19 @@
         <w:rPr>
           <w:rFonts w:hint="eastAsia"/>
         </w:rPr>
-        <w:t>作参数检验。其他驱动不作参数检验。</w:t>
+        <w:t>作</w:t>
+      </w:r>
+      <w:r>
+        <w:rPr>
+          <w:rFonts w:hint="eastAsia"/>
+        </w:rPr>
+        <w:t>严格</w:t>
+      </w:r>
+      <w:r>
+        <w:rPr>
+          <w:rFonts w:hint="eastAsia"/>
+        </w:rPr>
+        <w:t>参数检验。其他驱动不作参数检验。</w:t>
       </w:r>
     </w:p>
     <w:p>
@@ -7727,28 +8215,180 @@
       </w:r>
     </w:p>
     <w:p>
-      <w:r>
-        <w:rPr>
-          <w:rFonts w:hint="eastAsia"/>
-        </w:rPr>
-        <w:t>备注：也支持数值型</w:t>
-      </w:r>
-      <w:r>
-        <w:rPr>
-          <w:rFonts w:hint="eastAsia"/>
-        </w:rPr>
-        <w:t>。</w:t>
+      <w:pPr>
+        <w:rPr>
+          <w:rFonts w:hint="eastAsia"/>
+        </w:rPr>
+      </w:pPr>
+      <w:r>
+        <w:rPr>
+          <w:rFonts w:hint="eastAsia"/>
+        </w:rPr>
+        <w:t>备注：</w:t>
       </w:r>
     </w:p>
     <w:p>
       <w:pPr>
-        <w:pStyle w:val="Heading2"/>
-      </w:pPr>
-      <w:r>
-        <w:rPr>
-          <w:rFonts w:hint="eastAsia"/>
-        </w:rPr>
-        <w:lastRenderedPageBreak/>
+        <w:pStyle w:val="ListParagraph"/>
+        <w:numPr>
+          <w:ilvl w:val="0"/>
+          <w:numId w:val="39"/>
+        </w:numPr>
+        <w:ind w:firstLineChars="0"/>
+        <w:rPr>
+          <w:rFonts w:hint="eastAsia"/>
+        </w:rPr>
+      </w:pPr>
+      <w:r>
+        <w:rPr>
+          <w:rFonts w:hint="eastAsia"/>
+        </w:rPr>
+        <w:t>也支持数值型</w:t>
+      </w:r>
+      <w:r>
+        <w:rPr>
+          <w:rFonts w:hint="eastAsia"/>
+        </w:rPr>
+        <w:t>。</w:t>
+      </w:r>
+      <w:r>
+        <w:rPr>
+          <w:rFonts w:hint="eastAsia"/>
+        </w:rPr>
+        <w:t>数值型支持十进制、八进制（</w:t>
+      </w:r>
+      <w:r>
+        <w:rPr>
+          <w:rFonts w:hint="eastAsia"/>
+        </w:rPr>
+        <w:t>0</w:t>
+      </w:r>
+      <w:r>
+        <w:rPr>
+          <w:rFonts w:hint="eastAsia"/>
+        </w:rPr>
+        <w:t>开头）、十六进制（</w:t>
+      </w:r>
+      <w:r>
+        <w:rPr>
+          <w:rFonts w:hint="eastAsia"/>
+        </w:rPr>
+        <w:t>0x</w:t>
+      </w:r>
+      <w:r>
+        <w:rPr>
+          <w:rFonts w:hint="eastAsia"/>
+        </w:rPr>
+        <w:t>开头）。</w:t>
+      </w:r>
+    </w:p>
+    <w:p>
+      <w:pPr>
+        <w:pStyle w:val="ListParagraph"/>
+        <w:numPr>
+          <w:ilvl w:val="0"/>
+          <w:numId w:val="39"/>
+        </w:numPr>
+        <w:ind w:firstLineChars="0"/>
+        <w:rPr>
+          <w:rFonts w:hint="eastAsia"/>
+        </w:rPr>
+      </w:pPr>
+      <w:r>
+        <w:rPr>
+          <w:rFonts w:hint="eastAsia"/>
+        </w:rPr>
+        <w:t>支持传入多个</w:t>
+      </w:r>
+      <w:r>
+        <w:rPr>
+          <w:rFonts w:hint="eastAsia"/>
+        </w:rPr>
+        <w:t>flag</w:t>
+      </w:r>
+      <w:r>
+        <w:rPr>
+          <w:rFonts w:hint="eastAsia"/>
+        </w:rPr>
+        <w:t>：</w:t>
+      </w:r>
+      <w:r>
+        <w:rPr>
+          <w:color w:val="31849B" w:themeColor="accent5" w:themeShade="BF"/>
+        </w:rPr>
+        <w:t>/*+use_flag(&lt;flag</w:t>
+      </w:r>
+      <w:r>
+        <w:rPr>
+          <w:rFonts w:hint="eastAsia"/>
+          <w:color w:val="31849B" w:themeColor="accent5" w:themeShade="BF"/>
+        </w:rPr>
+        <w:t>1</w:t>
+      </w:r>
+      <w:r>
+        <w:rPr>
+          <w:color w:val="31849B" w:themeColor="accent5" w:themeShade="BF"/>
+        </w:rPr>
+        <w:t>&gt;</w:t>
+      </w:r>
+      <w:r>
+        <w:rPr>
+          <w:rFonts w:hint="eastAsia"/>
+          <w:color w:val="31849B" w:themeColor="accent5" w:themeShade="BF"/>
+        </w:rPr>
+        <w:t xml:space="preserve"> </w:t>
+      </w:r>
+      <w:r>
+        <w:rPr>
+          <w:color w:val="31849B" w:themeColor="accent5" w:themeShade="BF"/>
+        </w:rPr>
+        <w:t>use_flag(&lt;flag</w:t>
+      </w:r>
+      <w:r>
+        <w:rPr>
+          <w:rFonts w:hint="eastAsia"/>
+          <w:color w:val="31849B" w:themeColor="accent5" w:themeShade="BF"/>
+        </w:rPr>
+        <w:t>2</w:t>
+      </w:r>
+      <w:r>
+        <w:rPr>
+          <w:color w:val="31849B" w:themeColor="accent5" w:themeShade="BF"/>
+        </w:rPr>
+        <w:t>&gt;)*/</w:t>
+      </w:r>
+    </w:p>
+    <w:p>
+      <w:pPr>
+        <w:pStyle w:val="ListParagraph"/>
+        <w:numPr>
+          <w:ilvl w:val="0"/>
+          <w:numId w:val="39"/>
+        </w:numPr>
+        <w:ind w:firstLineChars="0"/>
+      </w:pPr>
+      <w:r>
+        <w:rPr>
+          <w:rFonts w:hint="eastAsia"/>
+        </w:rPr>
+        <w:t>进行严格的参数检验，如</w:t>
+      </w:r>
+      <w:r>
+        <w:rPr>
+          <w:rFonts w:hint="eastAsia"/>
+        </w:rPr>
+        <w:t>flag</w:t>
+      </w:r>
+      <w:r>
+        <w:rPr>
+          <w:rFonts w:hint="eastAsia"/>
+        </w:rPr>
+        <w:t>值填错，会报错处理。；</w:t>
+      </w:r>
+      <w:r>
+        <w:rPr>
+          <w:rFonts w:hint="eastAsia"/>
+        </w:rPr>
         <w:t>进度评估跟踪</w:t>
       </w:r>
     </w:p>
@@ -7789,6 +8429,7 @@
                 <w:sz w:val="18"/>
                 <w:szCs w:val="18"/>
               </w:rPr>
+              <w:lastRenderedPageBreak/>
               <w:t>汇总信息</w:t>
             </w:r>
           </w:p>
@@ -9403,7 +10044,6 @@
               <w:rPr>
                 <w:rFonts w:hint="eastAsia"/>
               </w:rPr>
-              <w:lastRenderedPageBreak/>
               <w:t>接口和设计是否通过评审</w:t>
             </w:r>
           </w:p>
@@ -9486,6 +10126,7 @@
               <w:rPr>
                 <w:rFonts w:hint="eastAsia"/>
               </w:rPr>
+              <w:lastRenderedPageBreak/>
               <w:t>周边关联产品或模块是否通知</w:t>
             </w:r>
           </w:p>
@@ -12208,6 +12849,92 @@
     </w:lvl>
   </w:abstractNum>
   <w:abstractNum w:abstractNumId="30">
+    <w:nsid w:val="629E0FED"/>
+    <w:multiLevelType w:val="hybridMultilevel"/>
+    <w:tmpl w:val="3872D33C"/>
+    <w:lvl w:ilvl="0" w:tplc="0409000F">
+      <w:start w:val="1"/>
+      <w:numFmt w:val="decimal"/>
+      <w:lvlText w:val="%1."/>
+      <w:lvlJc w:val="left"/>
+      <w:pPr>
+        <w:ind w:left="777" w:hanging="420"/>
+      </w:pPr>
+    </w:lvl>
+    <w:lvl w:ilvl="1" w:tplc="04090019" w:tentative="1">
+      <w:start w:val="1"/>
+      <w:numFmt w:val="lowerLetter"/>
+      <w:lvlText w:val="%2)"/>
+      <w:lvlJc w:val="left"/>
+      <w:pPr>
+        <w:ind w:left="1197" w:hanging="420"/>
+      </w:pPr>
+    </w:lvl>
+    <w:lvl w:ilvl="2" w:tplc="0409001B" w:tentative="1">
+      <w:start w:val="1"/>
+      <w:numFmt w:val="lowerRoman"/>
+      <w:lvlText w:val="%3."/>
+      <w:lvlJc w:val="right"/>
+      <w:pPr>
+        <w:ind w:left="1617" w:hanging="420"/>
+      </w:pPr>
+    </w:lvl>
+    <w:lvl w:ilvl="3" w:tplc="0409000F" w:tentative="1">
+      <w:start w:val="1"/>
+      <w:numFmt w:val="decimal"/>
+      <w:lvlText w:val="%4."/>
+      <w:lvlJc w:val="left"/>
+      <w:pPr>
+        <w:ind w:left="2037" w:hanging="420"/>
+      </w:pPr>
+    </w:lvl>
+    <w:lvl w:ilvl="4" w:tplc="04090019" w:tentative="1">
+      <w:start w:val="1"/>
+      <w:numFmt w:val="lowerLetter"/>
+      <w:lvlText w:val="%5)"/>
+      <w:lvlJc w:val="left"/>
+      <w:pPr>
+        <w:ind w:left="2457" w:hanging="420"/>
+      </w:pPr>
+    </w:lvl>
+    <w:lvl w:ilvl="5" w:tplc="0409001B" w:tentative="1">
+      <w:start w:val="1"/>
+      <w:numFmt w:val="lowerRoman"/>
+      <w:lvlText w:val="%6."/>
+      <w:lvlJc w:val="right"/>
+      <w:pPr>
+        <w:ind w:left="2877" w:hanging="420"/>
+      </w:pPr>
+    </w:lvl>
+    <w:lvl w:ilvl="6" w:tplc="0409000F" w:tentative="1">
+      <w:start w:val="1"/>
+      <w:numFmt w:val="decimal"/>
+      <w:lvlText w:val="%7."/>
+      <w:lvlJc w:val="left"/>
+      <w:pPr>
+        <w:ind w:left="3297" w:hanging="420"/>
+      </w:pPr>
+    </w:lvl>
+    <w:lvl w:ilvl="7" w:tplc="04090019" w:tentative="1">
+      <w:start w:val="1"/>
+      <w:numFmt w:val="lowerLetter"/>
+      <w:lvlText w:val="%8)"/>
+      <w:lvlJc w:val="left"/>
+      <w:pPr>
+        <w:ind w:left="3717" w:hanging="420"/>
+      </w:pPr>
+    </w:lvl>
+    <w:lvl w:ilvl="8" w:tplc="0409001B" w:tentative="1">
+      <w:start w:val="1"/>
+      <w:numFmt w:val="lowerRoman"/>
+      <w:lvlText w:val="%9."/>
+      <w:lvlJc w:val="right"/>
+      <w:pPr>
+        <w:ind w:left="4137" w:hanging="420"/>
+      </w:pPr>
+    </w:lvl>
+  </w:abstractNum>
+  <w:abstractNum w:abstractNumId="31">
     <w:nsid w:val="653C0A41"/>
     <w:multiLevelType w:val="hybridMultilevel"/>
     <w:tmpl w:val="3484237A"/>
@@ -12293,7 +13020,7 @@
       </w:pPr>
     </w:lvl>
   </w:abstractNum>
-  <w:abstractNum w:abstractNumId="31">
+  <w:abstractNum w:abstractNumId="32">
     <w:nsid w:val="6731080B"/>
     <w:multiLevelType w:val="hybridMultilevel"/>
     <w:tmpl w:val="76A86C78"/>
@@ -12379,7 +13106,7 @@
       </w:pPr>
     </w:lvl>
   </w:abstractNum>
-  <w:abstractNum w:abstractNumId="32">
+  <w:abstractNum w:abstractNumId="33">
     <w:nsid w:val="6B700447"/>
     <w:multiLevelType w:val="hybridMultilevel"/>
     <w:tmpl w:val="83C6C0E6"/>
@@ -12465,7 +13192,7 @@
       </w:pPr>
     </w:lvl>
   </w:abstractNum>
-  <w:abstractNum w:abstractNumId="33">
+  <w:abstractNum w:abstractNumId="34">
     <w:nsid w:val="6D64680B"/>
     <w:multiLevelType w:val="hybridMultilevel"/>
     <w:tmpl w:val="6792EC2E"/>
@@ -12551,7 +13278,7 @@
       </w:pPr>
     </w:lvl>
   </w:abstractNum>
-  <w:abstractNum w:abstractNumId="34">
+  <w:abstractNum w:abstractNumId="35">
     <w:nsid w:val="7F872A9E"/>
     <w:multiLevelType w:val="hybridMultilevel"/>
     <w:tmpl w:val="7526D4A8"/>
@@ -12637,7 +13364,7 @@
       </w:pPr>
     </w:lvl>
   </w:abstractNum>
-  <w:abstractNum w:abstractNumId="35">
+  <w:abstractNum w:abstractNumId="36">
     <w:nsid w:val="7F9545AD"/>
     <w:multiLevelType w:val="hybridMultilevel"/>
     <w:tmpl w:val="F30A5848"/>
@@ -12727,7 +13454,7 @@
     <w:abstractNumId w:val="11"/>
   </w:num>
   <w:num w:numId="2">
-    <w:abstractNumId w:val="34"/>
+    <w:abstractNumId w:val="35"/>
   </w:num>
   <w:num w:numId="3">
     <w:abstractNumId w:val="27"/>
@@ -12766,10 +13493,10 @@
     <w:abstractNumId w:val="6"/>
   </w:num>
   <w:num w:numId="13">
-    <w:abstractNumId w:val="32"/>
+    <w:abstractNumId w:val="33"/>
   </w:num>
   <w:num w:numId="14">
-    <w:abstractNumId w:val="35"/>
+    <w:abstractNumId w:val="36"/>
   </w:num>
   <w:num w:numId="15">
     <w:abstractNumId w:val="29"/>
@@ -12790,7 +13517,7 @@
     <w:abstractNumId w:val="1"/>
   </w:num>
   <w:num w:numId="21">
-    <w:abstractNumId w:val="30"/>
+    <w:abstractNumId w:val="31"/>
   </w:num>
   <w:num w:numId="22">
     <w:abstractNumId w:val="12"/>
@@ -12805,7 +13532,7 @@
     <w:abstractNumId w:val="28"/>
   </w:num>
   <w:num w:numId="26">
-    <w:abstractNumId w:val="33"/>
+    <w:abstractNumId w:val="34"/>
   </w:num>
   <w:num w:numId="27">
     <w:abstractNumId w:val="20"/>
@@ -12829,7 +13556,7 @@
     <w:abstractNumId w:val="10"/>
   </w:num>
   <w:num w:numId="34">
-    <w:abstractNumId w:val="31"/>
+    <w:abstractNumId w:val="32"/>
   </w:num>
   <w:num w:numId="35">
     <w:abstractNumId w:val="21"/>
@@ -12842,6 +13569,9 @@
   </w:num>
   <w:num w:numId="38">
     <w:abstractNumId w:val="22"/>
+  </w:num>
+  <w:num w:numId="39">
+    <w:abstractNumId w:val="30"/>
   </w:num>
   <w:numIdMacAtCleanup w:val="28"/>
 </w:numbering>
